--- a/downloads/SOE - ECR-004 - OSPFv3.docx
+++ b/downloads/SOE - ECR-004 - OSPFv3.docx
@@ -281,13 +281,7 @@
           </w:tcPr>
           <w:p>
             <w:r>
-              <w:t xml:space="preserve">Medium - </w:t>
-            </w:r>
-            <w:r>
-              <w:t xml:space="preserve">Existing IPv4 OSPF routing </w:t>
-            </w:r>
-            <w:r>
-              <w:t>will not be affected.</w:t>
+              <w:t>Medium - Existing IPv4 OSPF routing will not be affected.</w:t>
             </w:r>
           </w:p>
         </w:tc>
@@ -380,23 +374,16 @@
     </w:p>
     <w:p>
       <w:pPr>
+        <w:pStyle w:val="ListParagraph"/>
+        <w:numPr>
+          <w:ilvl w:val="0"/>
+          <w:numId w:val="21"/>
+        </w:numPr>
         <w:spacing w:line="276" w:lineRule="auto"/>
-        <w:ind w:left="720"/>
-      </w:pPr>
-      <w:proofErr w:type="gramStart"/>
-      <w:r>
-        <w:rPr>
-          <w:rFonts w:hAnsi="Symbol"/>
-        </w:rPr>
+      </w:pPr>
+      <w:r>
         <w:lastRenderedPageBreak/>
-        <w:t></w:t>
-      </w:r>
-      <w:r>
-        <w:t xml:space="preserve">  Deploy</w:t>
-      </w:r>
-      <w:proofErr w:type="gramEnd"/>
-      <w:r>
-        <w:t xml:space="preserve"> OSPFv</w:t>
+        <w:t>Deploy OSPFv</w:t>
       </w:r>
       <w:r>
         <w:t>3</w:t>
@@ -410,22 +397,15 @@
     </w:p>
     <w:p>
       <w:pPr>
+        <w:pStyle w:val="ListParagraph"/>
+        <w:numPr>
+          <w:ilvl w:val="0"/>
+          <w:numId w:val="21"/>
+        </w:numPr>
         <w:spacing w:line="276" w:lineRule="auto"/>
-        <w:ind w:left="720"/>
-      </w:pPr>
-      <w:proofErr w:type="gramStart"/>
-      <w:r>
-        <w:rPr>
-          <w:rFonts w:hAnsi="Symbol"/>
-        </w:rPr>
-        <w:t></w:t>
-      </w:r>
-      <w:r>
-        <w:t xml:space="preserve">  Advertise</w:t>
-      </w:r>
-      <w:proofErr w:type="gramEnd"/>
-      <w:r>
-        <w:t xml:space="preserve"> enterprise LAN, WAN, inter-VLAN, management, and future expansion networks using OSPF</w:t>
+      </w:pPr>
+      <w:r>
+        <w:t>Advertise enterprise LAN, WAN, inter-VLAN, management, and future expansion networks using OSPF</w:t>
       </w:r>
       <w:r>
         <w:t>v3</w:t>
@@ -436,22 +416,15 @@
     </w:p>
     <w:p>
       <w:pPr>
+        <w:pStyle w:val="ListParagraph"/>
+        <w:numPr>
+          <w:ilvl w:val="0"/>
+          <w:numId w:val="21"/>
+        </w:numPr>
         <w:spacing w:line="276" w:lineRule="auto"/>
-        <w:ind w:left="720"/>
-      </w:pPr>
-      <w:proofErr w:type="gramStart"/>
-      <w:r>
-        <w:rPr>
-          <w:rFonts w:hAnsi="Symbol"/>
-        </w:rPr>
-        <w:t></w:t>
-      </w:r>
-      <w:r>
-        <w:t xml:space="preserve">  Verify</w:t>
-      </w:r>
-      <w:proofErr w:type="gramEnd"/>
-      <w:r>
-        <w:t xml:space="preserve"> OSPF</w:t>
+      </w:pPr>
+      <w:r>
+        <w:t>Verify OSPF</w:t>
       </w:r>
       <w:r>
         <w:t>v3</w:t>
@@ -462,22 +435,15 @@
     </w:p>
     <w:p>
       <w:pPr>
+        <w:pStyle w:val="ListParagraph"/>
+        <w:numPr>
+          <w:ilvl w:val="0"/>
+          <w:numId w:val="21"/>
+        </w:numPr>
         <w:spacing w:line="276" w:lineRule="auto"/>
-        <w:ind w:left="720"/>
-      </w:pPr>
-      <w:proofErr w:type="gramStart"/>
-      <w:r>
-        <w:rPr>
-          <w:rFonts w:hAnsi="Symbol"/>
-        </w:rPr>
-        <w:t></w:t>
-      </w:r>
-      <w:r>
-        <w:t xml:space="preserve">  Configure</w:t>
-      </w:r>
-      <w:proofErr w:type="gramEnd"/>
-      <w:r>
-        <w:t xml:space="preserve"> and advertise the enterprise </w:t>
+      </w:pPr>
+      <w:r>
+        <w:t xml:space="preserve">Configure and advertise the enterprise </w:t>
       </w:r>
       <w:r>
         <w:t xml:space="preserve">IPv6 </w:t>
@@ -488,22 +454,15 @@
     </w:p>
     <w:p>
       <w:pPr>
+        <w:pStyle w:val="ListParagraph"/>
+        <w:numPr>
+          <w:ilvl w:val="0"/>
+          <w:numId w:val="21"/>
+        </w:numPr>
         <w:spacing w:line="276" w:lineRule="auto"/>
-        <w:ind w:left="720"/>
-      </w:pPr>
-      <w:proofErr w:type="gramStart"/>
-      <w:r>
-        <w:rPr>
-          <w:rFonts w:hAnsi="Symbol"/>
-        </w:rPr>
-        <w:t></w:t>
-      </w:r>
-      <w:r>
-        <w:t xml:space="preserve">  Validate</w:t>
-      </w:r>
-      <w:proofErr w:type="gramEnd"/>
-      <w:r>
-        <w:t xml:space="preserve"> enterprise connectivity and routing using connectivity testing and Cisco IOS show commands.</w:t>
+      </w:pPr>
+      <w:r>
+        <w:t>Validate enterprise connectivity and routing using connectivity testing and Cisco IOS show commands.</w:t>
       </w:r>
     </w:p>
     <w:p>
@@ -537,6 +496,7 @@
     </w:p>
     <w:p>
       <w:pPr>
+        <w:spacing w:line="276" w:lineRule="auto"/>
         <w:ind w:left="720"/>
       </w:pPr>
       <w:r>
@@ -569,6 +529,7 @@
     </w:p>
     <w:p>
       <w:pPr>
+        <w:spacing w:line="276" w:lineRule="auto"/>
         <w:ind w:left="720"/>
         <w:rPr>
           <w:b/>
@@ -602,7 +563,7 @@
     </w:p>
     <w:p>
       <w:pPr>
-        <w:spacing w:after="240"/>
+        <w:spacing w:after="240" w:line="276" w:lineRule="auto"/>
         <w:ind w:left="720"/>
       </w:pPr>
       <w:r>
@@ -687,78 +648,54 @@
     </w:p>
     <w:p>
       <w:pPr>
-        <w:ind w:left="720"/>
-      </w:pPr>
-      <w:proofErr w:type="gramStart"/>
-      <w:r>
-        <w:rPr>
-          <w:rFonts w:hAnsi="Symbol"/>
-        </w:rPr>
-        <w:t></w:t>
-      </w:r>
-      <w:r>
-        <w:t xml:space="preserve">  Enterprise</w:t>
-      </w:r>
-      <w:proofErr w:type="gramEnd"/>
-      <w:r>
-        <w:t xml:space="preserve"> Network Standards Guide </w:t>
-      </w:r>
-    </w:p>
-    <w:p>
-      <w:pPr>
-        <w:ind w:left="720"/>
-      </w:pPr>
-      <w:proofErr w:type="gramStart"/>
-      <w:r>
-        <w:rPr>
-          <w:rFonts w:hAnsi="Symbol"/>
-        </w:rPr>
-        <w:t></w:t>
-      </w:r>
-      <w:r>
-        <w:t xml:space="preserve">  Enterprise</w:t>
-      </w:r>
-      <w:proofErr w:type="gramEnd"/>
-      <w:r>
-        <w:t xml:space="preserve"> IP Addressing Plan </w:t>
-      </w:r>
-    </w:p>
-    <w:p>
-      <w:pPr>
-        <w:ind w:left="720"/>
-      </w:pPr>
-      <w:proofErr w:type="gramStart"/>
-      <w:r>
-        <w:rPr>
-          <w:rFonts w:hAnsi="Symbol"/>
-        </w:rPr>
-        <w:t></w:t>
-      </w:r>
-      <w:r>
-        <w:t xml:space="preserve">  Enterprise</w:t>
-      </w:r>
-      <w:proofErr w:type="gramEnd"/>
-      <w:r>
-        <w:t xml:space="preserve"> Topology </w:t>
-      </w:r>
-    </w:p>
-    <w:p>
-      <w:pPr>
-        <w:ind w:left="720"/>
-      </w:pPr>
-      <w:proofErr w:type="gramStart"/>
-      <w:r>
-        <w:rPr>
-          <w:rFonts w:hAnsi="Symbol"/>
-        </w:rPr>
-        <w:t></w:t>
-      </w:r>
-      <w:r>
-        <w:t xml:space="preserve">  Enterprise</w:t>
-      </w:r>
-      <w:proofErr w:type="gramEnd"/>
-      <w:r>
-        <w:t xml:space="preserve"> Change Request (ECR-00</w:t>
+        <w:pStyle w:val="ListParagraph"/>
+        <w:numPr>
+          <w:ilvl w:val="0"/>
+          <w:numId w:val="21"/>
+        </w:numPr>
+        <w:spacing w:line="276" w:lineRule="auto"/>
+      </w:pPr>
+      <w:r>
+        <w:t xml:space="preserve">Enterprise Network Standards Guide </w:t>
+      </w:r>
+    </w:p>
+    <w:p>
+      <w:pPr>
+        <w:pStyle w:val="ListParagraph"/>
+        <w:numPr>
+          <w:ilvl w:val="0"/>
+          <w:numId w:val="21"/>
+        </w:numPr>
+        <w:spacing w:line="276" w:lineRule="auto"/>
+      </w:pPr>
+      <w:r>
+        <w:t xml:space="preserve">Enterprise IP Addressing Plan </w:t>
+      </w:r>
+    </w:p>
+    <w:p>
+      <w:pPr>
+        <w:pStyle w:val="ListParagraph"/>
+        <w:numPr>
+          <w:ilvl w:val="0"/>
+          <w:numId w:val="21"/>
+        </w:numPr>
+        <w:spacing w:line="276" w:lineRule="auto"/>
+      </w:pPr>
+      <w:r>
+        <w:t xml:space="preserve">Enterprise Topology </w:t>
+      </w:r>
+    </w:p>
+    <w:p>
+      <w:pPr>
+        <w:pStyle w:val="ListParagraph"/>
+        <w:numPr>
+          <w:ilvl w:val="0"/>
+          <w:numId w:val="21"/>
+        </w:numPr>
+        <w:spacing w:line="276" w:lineRule="auto"/>
+      </w:pPr>
+      <w:r>
+        <w:t>Enterprise Change Request (ECR-00</w:t>
       </w:r>
       <w:r>
         <w:t>4</w:t>
@@ -769,21 +706,15 @@
     </w:p>
     <w:p>
       <w:pPr>
-        <w:ind w:left="720"/>
-      </w:pPr>
-      <w:proofErr w:type="gramStart"/>
-      <w:r>
-        <w:rPr>
-          <w:rFonts w:hAnsi="Symbol"/>
-        </w:rPr>
-        <w:t></w:t>
-      </w:r>
-      <w:r>
-        <w:t xml:space="preserve">  Lab</w:t>
-      </w:r>
-      <w:proofErr w:type="gramEnd"/>
-      <w:r>
-        <w:t xml:space="preserve"> Process &amp; Expectations Guide</w:t>
+        <w:pStyle w:val="ListParagraph"/>
+        <w:numPr>
+          <w:ilvl w:val="0"/>
+          <w:numId w:val="21"/>
+        </w:numPr>
+        <w:spacing w:line="276" w:lineRule="auto"/>
+      </w:pPr>
+      <w:r>
+        <w:t>Enterprise Change Request Process &amp; Expectations Guide</w:t>
       </w:r>
     </w:p>
     <w:p>
@@ -887,16 +818,35 @@
           <w:sz w:val="27"/>
           <w:szCs w:val="27"/>
         </w:rPr>
+        <w:lastRenderedPageBreak/>
         <w:t>Background</w:t>
       </w:r>
     </w:p>
     <w:p>
       <w:pPr>
         <w:spacing w:before="100" w:beforeAutospacing="1" w:after="100" w:afterAutospacing="1"/>
-      </w:pPr>
-      <w:r>
-        <w:lastRenderedPageBreak/>
-        <w:t>The enterprise future expansion loopback interfaces implemented during ECR-003 now require IPv6 addressing to support dual-stack operation. These loopback interfaces represent future enterprise locations and will participate in the enterprise IPv6 OSPF routing domain.</w:t>
+        <w:rPr>
+          <w:b/>
+        </w:rPr>
+      </w:pPr>
+      <w:r>
+        <w:t xml:space="preserve">The enterprise future expansion loopback interfaces implemented during </w:t>
+      </w:r>
+      <w:r>
+        <w:rPr>
+          <w:rStyle w:val="Strong"/>
+        </w:rPr>
+        <w:t>ECR-003</w:t>
+      </w:r>
+      <w:r>
+        <w:t xml:space="preserve"> now require IPv6 addressing to support dual-stack operation. These loopback interfaces represent future enterprise locations and will participate in the enterprise IPv6 OSPF routing domain. </w:t>
+      </w:r>
+      <w:r>
+        <w:rPr>
+          <w:rStyle w:val="Strong"/>
+          <w:b w:val="0"/>
+        </w:rPr>
+        <w:t>Because the loopback interfaces were created during ECR-003, do not create new loopback interfaces. Instead, assign the IPv6 addresses to the existing Loopback10 interfaces according to the Enterprise IP Addressing Plan before enabling OSPFv3.</w:t>
       </w:r>
     </w:p>
     <w:p>
@@ -926,7 +876,7 @@
           <w:ilvl w:val="0"/>
           <w:numId w:val="17"/>
         </w:numPr>
-        <w:spacing w:before="100" w:beforeAutospacing="1" w:after="100" w:afterAutospacing="1"/>
+        <w:spacing w:before="100" w:beforeAutospacing="1" w:after="100" w:afterAutospacing="1" w:line="276" w:lineRule="auto"/>
       </w:pPr>
       <w:r>
         <w:t xml:space="preserve">Configure the assigned global unicast IPv6 address on each future expansion loopback interface according to the Enterprise IP Addressing Plan. </w:t>
@@ -938,7 +888,7 @@
           <w:ilvl w:val="0"/>
           <w:numId w:val="17"/>
         </w:numPr>
-        <w:spacing w:before="100" w:beforeAutospacing="1" w:after="100" w:afterAutospacing="1"/>
+        <w:spacing w:before="100" w:beforeAutospacing="1" w:after="100" w:afterAutospacing="1" w:line="276" w:lineRule="auto"/>
       </w:pPr>
       <w:r>
         <w:t xml:space="preserve">Verify that each loopback interface is operational. </w:t>
@@ -950,7 +900,7 @@
           <w:ilvl w:val="0"/>
           <w:numId w:val="17"/>
         </w:numPr>
-        <w:spacing w:before="100" w:beforeAutospacing="1" w:after="100" w:afterAutospacing="1"/>
+        <w:spacing w:before="100" w:beforeAutospacing="1" w:after="100" w:afterAutospacing="1" w:line="276" w:lineRule="auto"/>
       </w:pPr>
       <w:r>
         <w:t xml:space="preserve">Verify that each configured IPv6 address and prefix length match the Enterprise IP Addressing Plan. </w:t>
@@ -962,7 +912,7 @@
           <w:ilvl w:val="0"/>
           <w:numId w:val="17"/>
         </w:numPr>
-        <w:spacing w:before="100" w:beforeAutospacing="1" w:after="100" w:afterAutospacing="1"/>
+        <w:spacing w:before="100" w:beforeAutospacing="1" w:after="100" w:afterAutospacing="1" w:line="276" w:lineRule="auto"/>
       </w:pPr>
       <w:r>
         <w:t>Ensure the loopback interfaces are ready to participate in the enterprise IPv6 OSPF routing domain before proceeding.</w:t>
@@ -1075,46 +1025,229 @@
     <w:p>
       <w:pPr>
         <w:spacing w:before="100" w:beforeAutospacing="1" w:after="100" w:afterAutospacing="1"/>
-        <w:rPr>
-          <w:sz w:val="28"/>
-          <w:szCs w:val="28"/>
-        </w:rPr>
-      </w:pPr>
-      <w:proofErr w:type="gramStart"/>
-      <w:r>
+        <w:ind w:left="720"/>
         <w:rPr>
           <w:rFonts w:ascii="Courier New" w:hAnsi="Courier New" w:cs="Courier New"/>
           <w:sz w:val="28"/>
           <w:szCs w:val="28"/>
         </w:rPr>
-        <w:t>ipv6</w:t>
-      </w:r>
-      <w:proofErr w:type="gramEnd"/>
+      </w:pPr>
+      <w:proofErr w:type="gramStart"/>
       <w:r>
         <w:rPr>
           <w:rFonts w:ascii="Courier New" w:hAnsi="Courier New" w:cs="Courier New"/>
           <w:sz w:val="28"/>
           <w:szCs w:val="28"/>
         </w:rPr>
-        <w:t xml:space="preserve"> </w:t>
-      </w:r>
-      <w:proofErr w:type="spellStart"/>
+        <w:t>ipv6</w:t>
+      </w:r>
+      <w:proofErr w:type="gramEnd"/>
       <w:r>
         <w:rPr>
           <w:rFonts w:ascii="Courier New" w:hAnsi="Courier New" w:cs="Courier New"/>
           <w:sz w:val="28"/>
           <w:szCs w:val="28"/>
         </w:rPr>
-        <w:t>ospf</w:t>
-      </w:r>
-      <w:proofErr w:type="spellEnd"/>
+        <w:t xml:space="preserve"> </w:t>
+      </w:r>
+      <w:proofErr w:type="spellStart"/>
       <w:r>
         <w:rPr>
           <w:rFonts w:ascii="Courier New" w:hAnsi="Courier New" w:cs="Courier New"/>
           <w:sz w:val="28"/>
           <w:szCs w:val="28"/>
         </w:rPr>
+        <w:t>ospf</w:t>
+      </w:r>
+      <w:proofErr w:type="spellEnd"/>
+      <w:r>
+        <w:rPr>
+          <w:rFonts w:ascii="Courier New" w:hAnsi="Courier New" w:cs="Courier New"/>
+          <w:sz w:val="28"/>
+          <w:szCs w:val="28"/>
+        </w:rPr>
         <w:t xml:space="preserve"> 160 area 0</w:t>
+      </w:r>
+    </w:p>
+    <w:p>
+      <w:pPr>
+        <w:pStyle w:val="pdq2pgselectionanchorcontainer"/>
+        <w:rPr>
+          <w:rStyle w:val="Strong"/>
+        </w:rPr>
+      </w:pPr>
+      <w:r>
+        <w:rPr>
+          <w:rStyle w:val="Strong"/>
+        </w:rPr>
+        <w:t>Passive OSPFv3 Interfaces</w:t>
+      </w:r>
+    </w:p>
+    <w:p>
+      <w:pPr>
+        <w:pStyle w:val="pdq2pgselectionanchorcontainer"/>
+      </w:pPr>
+      <w:r>
+        <w:lastRenderedPageBreak/>
+        <w:br/>
+        <w:t>Enterprise LAN, inter-VLAN, management, and future expansion interfaces must participate in OSPFv3 so their IPv6 networks can be advertised throughout the enterprise. However, these interfaces do not connect directly to another OSPF router and should not attempt to form OSPF neighbor relationships.</w:t>
+      </w:r>
+    </w:p>
+    <w:p>
+      <w:pPr>
+        <w:pStyle w:val="NormalWeb"/>
+      </w:pPr>
+      <w:r>
+        <w:t xml:space="preserve">Configure these interfaces as </w:t>
+      </w:r>
+      <w:r>
+        <w:rPr>
+          <w:rStyle w:val="Strong"/>
+        </w:rPr>
+        <w:t>passive OSPFv3 interfaces</w:t>
+      </w:r>
+      <w:r>
+        <w:t>. A passive interface continues to advertise its connected IPv6 network through OSPFv3 but does not transmit OSPF Hello packets or form neighbor adjacencies.</w:t>
+      </w:r>
+    </w:p>
+    <w:p>
+      <w:pPr>
+        <w:pStyle w:val="NormalWeb"/>
+      </w:pPr>
+      <w:r>
+        <w:t xml:space="preserve">Router-to-router WAN interfaces must remain </w:t>
+      </w:r>
+      <w:r>
+        <w:rPr>
+          <w:rStyle w:val="Strong"/>
+        </w:rPr>
+        <w:t>non-passive</w:t>
+      </w:r>
+      <w:r>
+        <w:t xml:space="preserve"> so neighboring enterprise routers can exchange OSPFv3 routing information.</w:t>
+      </w:r>
+    </w:p>
+    <w:p>
+      <w:pPr>
+        <w:pStyle w:val="LabCommands"/>
+      </w:pPr>
+      <w:proofErr w:type="gramStart"/>
+      <w:r>
+        <w:t>ipv6</w:t>
+      </w:r>
+      <w:proofErr w:type="gramEnd"/>
+      <w:r>
+        <w:t xml:space="preserve"> router </w:t>
+      </w:r>
+      <w:proofErr w:type="spellStart"/>
+      <w:r>
+        <w:t>ospf</w:t>
+      </w:r>
+      <w:proofErr w:type="spellEnd"/>
+      <w:r>
+        <w:t xml:space="preserve"> 160</w:t>
+      </w:r>
+    </w:p>
+    <w:p>
+      <w:pPr>
+        <w:pStyle w:val="LabCommands"/>
+      </w:pPr>
+      <w:r>
+        <w:t xml:space="preserve"> </w:t>
+      </w:r>
+      <w:proofErr w:type="gramStart"/>
+      <w:r>
+        <w:t>passive-interface</w:t>
+      </w:r>
+      <w:proofErr w:type="gramEnd"/>
+      <w:r>
+        <w:t xml:space="preserve"> &lt;interface-id&gt;</w:t>
+      </w:r>
+    </w:p>
+    <w:p>
+      <w:pPr>
+        <w:pStyle w:val="LabCommands"/>
+      </w:pPr>
+    </w:p>
+    <w:p>
+      <w:pPr>
+        <w:pStyle w:val="LabCommands"/>
+        <w:spacing w:after="240"/>
+        <w:rPr>
+          <w:b/>
+        </w:rPr>
+      </w:pPr>
+      <w:r>
+        <w:rPr>
+          <w:b/>
+        </w:rPr>
+        <w:t xml:space="preserve">Example: </w:t>
+      </w:r>
+    </w:p>
+    <w:p>
+      <w:pPr>
+        <w:pStyle w:val="LabCommands"/>
+      </w:pPr>
+      <w:proofErr w:type="gramStart"/>
+      <w:r>
+        <w:t>ipv6</w:t>
+      </w:r>
+      <w:proofErr w:type="gramEnd"/>
+      <w:r>
+        <w:t xml:space="preserve"> router </w:t>
+      </w:r>
+      <w:proofErr w:type="spellStart"/>
+      <w:r>
+        <w:t>ospf</w:t>
+      </w:r>
+      <w:proofErr w:type="spellEnd"/>
+      <w:r>
+        <w:t xml:space="preserve"> 160</w:t>
+      </w:r>
+    </w:p>
+    <w:p>
+      <w:pPr>
+        <w:pStyle w:val="LabCommands"/>
+      </w:pPr>
+      <w:r>
+        <w:t xml:space="preserve"> </w:t>
+      </w:r>
+      <w:proofErr w:type="gramStart"/>
+      <w:r>
+        <w:t>passive-interface</w:t>
+      </w:r>
+      <w:proofErr w:type="gramEnd"/>
+      <w:r>
+        <w:t xml:space="preserve"> GigabitEthernet0/0.10</w:t>
+      </w:r>
+    </w:p>
+    <w:p>
+      <w:pPr>
+        <w:pStyle w:val="LabCommands"/>
+        <w:rPr>
+          <w:rStyle w:val="Strong"/>
+        </w:rPr>
+      </w:pPr>
+    </w:p>
+    <w:p>
+      <w:pPr>
+        <w:pStyle w:val="LabCommands"/>
+        <w:rPr>
+          <w:rFonts w:ascii="Times New Roman" w:hAnsi="Times New Roman" w:cs="Times New Roman"/>
+        </w:rPr>
+      </w:pPr>
+      <w:r>
+        <w:rPr>
+          <w:rStyle w:val="Strong"/>
+          <w:rFonts w:ascii="Times New Roman" w:hAnsi="Times New Roman" w:cs="Times New Roman"/>
+        </w:rPr>
+        <w:t>Example Only:</w:t>
+      </w:r>
+      <w:r>
+        <w:rPr>
+          <w:rFonts w:ascii="Times New Roman" w:hAnsi="Times New Roman" w:cs="Times New Roman"/>
+        </w:rPr>
+        <w:t xml:space="preserve"> Configure the appropriate LAN, inter-VLAN, management, and loopback interfaces as passive according to the current enterprise topology. Do not configure router-to-router WAN interfaces as passive.</w:t>
       </w:r>
     </w:p>
     <w:p>
@@ -1124,12 +1257,16 @@
         <w:rPr>
           <w:b/>
           <w:bCs/>
+          <w:sz w:val="27"/>
+          <w:szCs w:val="27"/>
         </w:rPr>
       </w:pPr>
       <w:r>
         <w:rPr>
           <w:b/>
           <w:bCs/>
+          <w:sz w:val="27"/>
+          <w:szCs w:val="27"/>
         </w:rPr>
         <w:t>At a minimum:</w:t>
       </w:r>
@@ -1143,53 +1280,50 @@
         <w:spacing w:before="100" w:beforeAutospacing="1" w:after="100" w:afterAutospacing="1"/>
       </w:pPr>
       <w:r>
-        <w:t>Configure OSPFv3 on all required enterprise IPv6 interfaces using the following interface configuration command:</w:t>
-      </w:r>
-    </w:p>
-    <w:p>
-      <w:pPr>
-        <w:spacing w:before="100" w:beforeAutospacing="1" w:after="100" w:afterAutospacing="1"/>
-        <w:ind w:left="720"/>
-        <w:rPr>
-          <w:sz w:val="28"/>
-          <w:szCs w:val="28"/>
-        </w:rPr>
+        <w:t xml:space="preserve">Configure an IPv6 OSPF routing process using </w:t>
+      </w:r>
+      <w:r>
+        <w:rPr>
+          <w:rStyle w:val="Strong"/>
+        </w:rPr>
+        <w:t>Process ID 160</w:t>
+      </w:r>
+      <w:r>
+        <w:t xml:space="preserve"> on each enterprise router.</w:t>
+      </w:r>
+    </w:p>
+    <w:p>
+      <w:pPr>
+        <w:pStyle w:val="LabCommands"/>
       </w:pPr>
       <w:proofErr w:type="gramStart"/>
       <w:r>
-        <w:rPr>
-          <w:rFonts w:ascii="Courier New" w:hAnsi="Courier New" w:cs="Courier New"/>
-          <w:sz w:val="28"/>
-          <w:szCs w:val="28"/>
-        </w:rPr>
         <w:t>ipv6</w:t>
       </w:r>
       <w:proofErr w:type="gramEnd"/>
       <w:r>
-        <w:rPr>
-          <w:rFonts w:ascii="Courier New" w:hAnsi="Courier New" w:cs="Courier New"/>
-          <w:sz w:val="28"/>
-          <w:szCs w:val="28"/>
-        </w:rPr>
-        <w:t xml:space="preserve"> </w:t>
+        <w:t xml:space="preserve"> router </w:t>
       </w:r>
       <w:proofErr w:type="spellStart"/>
       <w:r>
-        <w:rPr>
-          <w:rFonts w:ascii="Courier New" w:hAnsi="Courier New" w:cs="Courier New"/>
-          <w:sz w:val="28"/>
-          <w:szCs w:val="28"/>
-        </w:rPr>
         <w:t>ospf</w:t>
       </w:r>
       <w:proofErr w:type="spellEnd"/>
       <w:r>
-        <w:rPr>
-          <w:rFonts w:ascii="Courier New" w:hAnsi="Courier New" w:cs="Courier New"/>
-          <w:sz w:val="28"/>
-          <w:szCs w:val="28"/>
-        </w:rPr>
-        <w:t xml:space="preserve"> 160 area 0</w:t>
+        <w:t xml:space="preserve"> 160</w:t>
+      </w:r>
+    </w:p>
+    <w:p>
+      <w:pPr>
+        <w:pStyle w:val="LabCommands"/>
+      </w:pPr>
+      <w:proofErr w:type="gramStart"/>
+      <w:r>
+        <w:t>router-id</w:t>
+      </w:r>
+      <w:proofErr w:type="gramEnd"/>
+      <w:r>
+        <w:t xml:space="preserve"> 160.0.0.1</w:t>
       </w:r>
     </w:p>
     <w:p>
@@ -1198,19 +1332,10 @@
           <w:ilvl w:val="0"/>
           <w:numId w:val="16"/>
         </w:numPr>
-        <w:spacing w:before="100" w:beforeAutospacing="1" w:after="100" w:afterAutospacing="1"/>
-      </w:pPr>
-      <w:r>
-        <w:lastRenderedPageBreak/>
-        <w:t xml:space="preserve">Configure OSPFv3 on all participating router interfaces and </w:t>
-      </w:r>
-      <w:proofErr w:type="spellStart"/>
-      <w:r>
-        <w:t>subinterfaces</w:t>
-      </w:r>
-      <w:proofErr w:type="spellEnd"/>
-      <w:r>
-        <w:t xml:space="preserve"> that are part of the enterprise IPv6 routing domain. </w:t>
+        <w:spacing w:before="100" w:beforeAutospacing="1" w:after="100" w:afterAutospacing="1" w:line="276" w:lineRule="auto"/>
+      </w:pPr>
+      <w:r>
+        <w:t>Configure the manually assigned OSPFv3 router IDs using the same router IDs established during the enterprise OSPFv2 deployment.</w:t>
       </w:r>
     </w:p>
     <w:p>
@@ -1219,41 +1344,166 @@
           <w:ilvl w:val="0"/>
           <w:numId w:val="16"/>
         </w:numPr>
-        <w:spacing w:before="100" w:beforeAutospacing="1" w:after="100" w:afterAutospacing="1"/>
-      </w:pPr>
-      <w:r>
-        <w:t xml:space="preserve">Configure OSPFv3 on the future expansion loopback interfaces. </w:t>
+        <w:spacing w:before="100" w:beforeAutospacing="1" w:after="100" w:afterAutospacing="1" w:line="276" w:lineRule="auto"/>
+      </w:pPr>
+      <w:r>
+        <w:t>Configure OSPFv3 on all required enterprise IPv6 interfaces using the following interface configuration command:</w:t>
+      </w:r>
+    </w:p>
+    <w:p>
+      <w:pPr>
+        <w:pStyle w:val="LabCommands"/>
+      </w:pPr>
+      <w:proofErr w:type="gramStart"/>
+      <w:r>
+        <w:t>ipv6</w:t>
+      </w:r>
+      <w:proofErr w:type="gramEnd"/>
+      <w:r>
+        <w:t xml:space="preserve"> </w:t>
+      </w:r>
+      <w:proofErr w:type="spellStart"/>
+      <w:r>
+        <w:t>ospf</w:t>
+      </w:r>
+      <w:proofErr w:type="spellEnd"/>
+      <w:r>
+        <w:t xml:space="preserve"> 160 area 0</w:t>
       </w:r>
     </w:p>
     <w:p>
       <w:pPr>
         <w:numPr>
           <w:ilvl w:val="0"/>
-          <w:numId w:val="16"/>
+          <w:numId w:val="26"/>
         </w:numPr>
-        <w:spacing w:before="100" w:beforeAutospacing="1" w:after="100" w:afterAutospacing="1"/>
-      </w:pPr>
-      <w:r>
-        <w:t xml:space="preserve">Do </w:t>
+        <w:spacing w:before="100" w:beforeAutospacing="1" w:after="100" w:afterAutospacing="1" w:line="276" w:lineRule="auto"/>
+      </w:pPr>
+      <w:r>
+        <w:lastRenderedPageBreak/>
+        <w:t xml:space="preserve">Configure OSPFv3 on all participating router interfaces and </w:t>
+      </w:r>
+      <w:proofErr w:type="spellStart"/>
+      <w:r>
+        <w:t>subinterfaces</w:t>
+      </w:r>
+      <w:proofErr w:type="spellEnd"/>
+      <w:r>
+        <w:t xml:space="preserve"> that are part of the enterprise IPv6 routing domain. </w:t>
+      </w:r>
+    </w:p>
+    <w:p>
+      <w:pPr>
+        <w:pStyle w:val="ListParagraph"/>
+        <w:numPr>
+          <w:ilvl w:val="0"/>
+          <w:numId w:val="26"/>
+        </w:numPr>
+        <w:spacing w:line="276" w:lineRule="auto"/>
+      </w:pPr>
+      <w:r>
+        <w:t xml:space="preserve">Configure participating </w:t>
       </w:r>
       <w:r>
         <w:rPr>
           <w:b/>
           <w:bCs/>
         </w:rPr>
-        <w:t>not</w:t>
-      </w:r>
-      <w:r>
-        <w:t xml:space="preserve"> configure OSPFv3 on interfaces that are not intended to participate in enterprise dynamic routing. </w:t>
-      </w:r>
-    </w:p>
-    <w:p>
-      <w:pPr>
+        <w:t xml:space="preserve">LAN, inter-VLAN, management, and future expansion </w:t>
+      </w:r>
+      <w:r>
+        <w:rPr>
+          <w:b/>
+          <w:bCs/>
+        </w:rPr>
+        <w:t xml:space="preserve">loopback </w:t>
+      </w:r>
+      <w:r>
+        <w:rPr>
+          <w:b/>
+          <w:bCs/>
+        </w:rPr>
+        <w:t>interfaces as passive interfaces under OSPFv3 process 160</w:t>
+      </w:r>
+      <w:r>
+        <w:t xml:space="preserve">. </w:t>
+      </w:r>
+    </w:p>
+    <w:p>
+      <w:pPr>
+        <w:pStyle w:val="ListParagraph"/>
         <w:numPr>
           <w:ilvl w:val="0"/>
-          <w:numId w:val="16"/>
+          <w:numId w:val="26"/>
         </w:numPr>
-        <w:spacing w:before="100" w:beforeAutospacing="1" w:after="100" w:afterAutospacing="1"/>
+        <w:spacing w:before="100" w:beforeAutospacing="1" w:after="100" w:afterAutospacing="1" w:line="276" w:lineRule="auto"/>
+      </w:pPr>
+      <w:r>
+        <w:t xml:space="preserve">Ensure </w:t>
+      </w:r>
+      <w:r>
+        <w:rPr>
+          <w:b/>
+          <w:bCs/>
+        </w:rPr>
+        <w:t>router-to-router WAN interfaces remain non-passive</w:t>
+      </w:r>
+      <w:r>
+        <w:t xml:space="preserve"> so OSPFv3 neighbor adjacencies can form. </w:t>
+      </w:r>
+    </w:p>
+    <w:p>
+      <w:pPr>
+        <w:numPr>
+          <w:ilvl w:val="0"/>
+          <w:numId w:val="26"/>
+        </w:numPr>
+        <w:spacing w:before="100" w:beforeAutospacing="1" w:after="100" w:afterAutospacing="1" w:line="276" w:lineRule="auto"/>
+      </w:pPr>
+      <w:r>
+        <w:t xml:space="preserve">Do </w:t>
+      </w:r>
+      <w:r>
+        <w:rPr>
+          <w:b/>
+          <w:bCs/>
+        </w:rPr>
+        <w:t>not</w:t>
+      </w:r>
+      <w:r>
+        <w:t xml:space="preserve"> configure OSPFv3 on interfaces that are not intended to participate in enterprise dynamic routing. </w:t>
+      </w:r>
+    </w:p>
+    <w:p>
+      <w:pPr>
+        <w:pStyle w:val="ListParagraph"/>
+        <w:numPr>
+          <w:ilvl w:val="0"/>
+          <w:numId w:val="26"/>
+        </w:numPr>
+        <w:spacing w:before="100" w:beforeAutospacing="1" w:after="100" w:afterAutospacing="1" w:line="276" w:lineRule="auto"/>
+      </w:pPr>
+      <w:r>
+        <w:t xml:space="preserve">Verify that OSPFv3 neighbor relationships form </w:t>
+      </w:r>
+      <w:r>
+        <w:rPr>
+          <w:b/>
+          <w:bCs/>
+        </w:rPr>
+        <w:t>only on the expected routed WAN connections</w:t>
+      </w:r>
+      <w:r>
+        <w:t>.</w:t>
+      </w:r>
+    </w:p>
+    <w:p>
+      <w:pPr>
+        <w:numPr>
+          <w:ilvl w:val="0"/>
+          <w:numId w:val="26"/>
+        </w:numPr>
+        <w:spacing w:before="100" w:beforeAutospacing="1" w:after="100" w:afterAutospacing="1" w:line="276" w:lineRule="auto"/>
       </w:pPr>
       <w:r>
         <w:t xml:space="preserve">Verify that every required IPv6 interface has been successfully assigned to OSPF Area 0 before proceeding. </w:t>
@@ -1274,7 +1524,652 @@
         <w:pStyle w:val="Heading4"/>
       </w:pPr>
       <w:r>
-        <w:t>Step 3: Configure the Enterprise IPv6 Default Route</w:t>
+        <w:t>Step 3: Configure IPv6 Default Route</w:t>
+      </w:r>
+      <w:r>
+        <w:t xml:space="preserve"> Enterprise Switches</w:t>
+      </w:r>
+    </w:p>
+    <w:p>
+      <w:r>
+        <w:rPr>
+          <w:rFonts w:ascii="Segoe UI Symbol" w:hAnsi="Segoe UI Symbol" w:cs="Segoe UI Symbol"/>
+        </w:rPr>
+        <w:t>☐</w:t>
+      </w:r>
+      <w:r>
+        <w:t xml:space="preserve"> Configure an IPv6 default static route on each enterprise Layer 2 switch to provide management connectivity to remote IPv6 networks.</w:t>
+      </w:r>
+    </w:p>
+    <w:p>
+      <w:pPr>
+        <w:spacing w:before="100" w:beforeAutospacing="1" w:after="100" w:afterAutospacing="1"/>
+        <w:rPr>
+          <w:sz w:val="27"/>
+          <w:szCs w:val="27"/>
+        </w:rPr>
+      </w:pPr>
+      <w:r>
+        <w:rPr>
+          <w:b/>
+          <w:bCs/>
+          <w:sz w:val="27"/>
+          <w:szCs w:val="27"/>
+        </w:rPr>
+        <w:t>Background</w:t>
+      </w:r>
+    </w:p>
+    <w:p>
+      <w:pPr>
+        <w:spacing w:before="100" w:beforeAutospacing="1" w:after="100" w:afterAutospacing="1"/>
+      </w:pPr>
+      <w:r>
+        <w:t>Enterprise switches were assigned IPv6 management addresses during ECR-002. Because these switches operate as Layer 2 devices, they do not participate in the enterprise OSPFv3 routing process and do not dynamically learn routes to remote IPv6 networks.</w:t>
+      </w:r>
+    </w:p>
+    <w:p>
+      <w:pPr>
+        <w:spacing w:before="100" w:beforeAutospacing="1" w:after="100" w:afterAutospacing="1"/>
+      </w:pPr>
+      <w:r>
+        <w:t>An IPv6 address on the management SVI allows a switch to communicate directly with devices on its local IPv6 network. However, to communicate with devices located on other IPv6 networks, the switch must have a route directing that traffic to its local router.</w:t>
+      </w:r>
+    </w:p>
+    <w:p>
+      <w:pPr>
+        <w:spacing w:before="100" w:beforeAutospacing="1" w:after="100" w:afterAutospacing="1"/>
+      </w:pPr>
+      <w:r>
+        <w:t xml:space="preserve">With IPv4, the enterprise switches use the </w:t>
+      </w:r>
+      <w:proofErr w:type="spellStart"/>
+      <w:r>
+        <w:rPr>
+          <w:rFonts w:ascii="Courier New" w:hAnsi="Courier New" w:cs="Courier New"/>
+        </w:rPr>
+        <w:t>ip</w:t>
+      </w:r>
+      <w:proofErr w:type="spellEnd"/>
+      <w:r>
+        <w:rPr>
+          <w:rFonts w:ascii="Courier New" w:hAnsi="Courier New" w:cs="Courier New"/>
+        </w:rPr>
+        <w:t xml:space="preserve"> default-gateway</w:t>
+      </w:r>
+      <w:r>
+        <w:t xml:space="preserve"> command for this purpose. IPv6 management traffic requires an IPv6 default route instead.</w:t>
+      </w:r>
+    </w:p>
+    <w:p>
+      <w:pPr>
+        <w:spacing w:before="100" w:beforeAutospacing="1" w:after="100" w:afterAutospacing="1"/>
+      </w:pPr>
+      <w:r>
+        <w:t xml:space="preserve">The IPv6 default route uses the </w:t>
+      </w:r>
+      <w:proofErr w:type="gramStart"/>
+      <w:r>
+        <w:t xml:space="preserve">prefix </w:t>
+      </w:r>
+      <w:r>
+        <w:rPr>
+          <w:rFonts w:ascii="Courier New" w:hAnsi="Courier New" w:cs="Courier New"/>
+          <w:sz w:val="28"/>
+          <w:szCs w:val="28"/>
+        </w:rPr>
+        <w:t>::</w:t>
+      </w:r>
+      <w:proofErr w:type="gramEnd"/>
+      <w:r>
+        <w:rPr>
+          <w:rFonts w:ascii="Courier New" w:hAnsi="Courier New" w:cs="Courier New"/>
+          <w:sz w:val="28"/>
+          <w:szCs w:val="28"/>
+        </w:rPr>
+        <w:t>/0</w:t>
+      </w:r>
+      <w:r>
+        <w:t>, which represents all IPv6 destinations not found in the switch's local routing information. Configure the route using the IPv6 address of the local router interface as the next-hop address.</w:t>
+      </w:r>
+    </w:p>
+    <w:p>
+      <w:pPr>
+        <w:spacing w:before="100" w:beforeAutospacing="1" w:after="100" w:afterAutospacing="1"/>
+        <w:rPr>
+          <w:sz w:val="27"/>
+          <w:szCs w:val="27"/>
+        </w:rPr>
+      </w:pPr>
+      <w:r>
+        <w:rPr>
+          <w:b/>
+          <w:bCs/>
+          <w:sz w:val="27"/>
+          <w:szCs w:val="27"/>
+        </w:rPr>
+        <w:t xml:space="preserve">IPv6 Default Route </w:t>
+      </w:r>
+      <w:r>
+        <w:rPr>
+          <w:b/>
+          <w:bCs/>
+          <w:sz w:val="27"/>
+          <w:szCs w:val="27"/>
+        </w:rPr>
+        <w:t>Command Reference</w:t>
+      </w:r>
+    </w:p>
+    <w:p>
+      <w:pPr>
+        <w:spacing w:before="100" w:beforeAutospacing="1" w:after="100" w:afterAutospacing="1"/>
+      </w:pPr>
+      <w:r>
+        <w:lastRenderedPageBreak/>
+        <w:t>IPv6 uses a different method than IPv4 to provide a Layer 2 switch with a path to remote networks.</w:t>
+      </w:r>
+    </w:p>
+    <w:p>
+      <w:pPr>
+        <w:spacing w:before="100" w:beforeAutospacing="1" w:after="100" w:afterAutospacing="1"/>
+      </w:pPr>
+      <w:r>
+        <w:t>For IPv4, you previously configured a default gateway using:</w:t>
+      </w:r>
+    </w:p>
+    <w:p>
+      <w:pPr>
+        <w:tabs>
+          <w:tab w:val="left" w:pos="916"/>
+          <w:tab w:val="left" w:pos="1832"/>
+          <w:tab w:val="left" w:pos="2748"/>
+          <w:tab w:val="left" w:pos="3664"/>
+          <w:tab w:val="left" w:pos="4580"/>
+          <w:tab w:val="left" w:pos="5496"/>
+          <w:tab w:val="left" w:pos="6412"/>
+          <w:tab w:val="left" w:pos="7328"/>
+          <w:tab w:val="left" w:pos="8244"/>
+          <w:tab w:val="left" w:pos="9160"/>
+          <w:tab w:val="left" w:pos="10076"/>
+          <w:tab w:val="left" w:pos="10992"/>
+          <w:tab w:val="left" w:pos="11908"/>
+          <w:tab w:val="left" w:pos="12824"/>
+          <w:tab w:val="left" w:pos="13740"/>
+          <w:tab w:val="left" w:pos="14656"/>
+        </w:tabs>
+        <w:ind w:left="720"/>
+        <w:rPr>
+          <w:rFonts w:ascii="Courier New" w:hAnsi="Courier New" w:cs="Courier New"/>
+        </w:rPr>
+      </w:pPr>
+      <w:proofErr w:type="spellStart"/>
+      <w:proofErr w:type="gramStart"/>
+      <w:r>
+        <w:rPr>
+          <w:rFonts w:ascii="Courier New" w:hAnsi="Courier New" w:cs="Courier New"/>
+        </w:rPr>
+        <w:t>ip</w:t>
+      </w:r>
+      <w:proofErr w:type="spellEnd"/>
+      <w:proofErr w:type="gramEnd"/>
+      <w:r>
+        <w:rPr>
+          <w:rFonts w:ascii="Courier New" w:hAnsi="Courier New" w:cs="Courier New"/>
+        </w:rPr>
+        <w:t xml:space="preserve"> default-gateway &lt;default-gateway-ipv4-address&gt;</w:t>
+      </w:r>
+    </w:p>
+    <w:p>
+      <w:pPr>
+        <w:spacing w:before="100" w:beforeAutospacing="1" w:after="100" w:afterAutospacing="1"/>
+      </w:pPr>
+      <w:r>
+        <w:t>For IPv6, configure an IPv6 default static route using:</w:t>
+      </w:r>
+    </w:p>
+    <w:p>
+      <w:pPr>
+        <w:tabs>
+          <w:tab w:val="left" w:pos="916"/>
+          <w:tab w:val="left" w:pos="1832"/>
+          <w:tab w:val="left" w:pos="2748"/>
+          <w:tab w:val="left" w:pos="3664"/>
+          <w:tab w:val="left" w:pos="4580"/>
+          <w:tab w:val="left" w:pos="5496"/>
+          <w:tab w:val="left" w:pos="6412"/>
+          <w:tab w:val="left" w:pos="7328"/>
+          <w:tab w:val="left" w:pos="8244"/>
+          <w:tab w:val="left" w:pos="9160"/>
+          <w:tab w:val="left" w:pos="10076"/>
+          <w:tab w:val="left" w:pos="10992"/>
+          <w:tab w:val="left" w:pos="11908"/>
+          <w:tab w:val="left" w:pos="12824"/>
+          <w:tab w:val="left" w:pos="13740"/>
+          <w:tab w:val="left" w:pos="14656"/>
+        </w:tabs>
+        <w:ind w:left="720"/>
+        <w:rPr>
+          <w:rFonts w:ascii="Courier New" w:hAnsi="Courier New" w:cs="Courier New"/>
+        </w:rPr>
+      </w:pPr>
+      <w:proofErr w:type="gramStart"/>
+      <w:r>
+        <w:rPr>
+          <w:rFonts w:ascii="Courier New" w:hAnsi="Courier New" w:cs="Courier New"/>
+        </w:rPr>
+        <w:t>ipv6</w:t>
+      </w:r>
+      <w:proofErr w:type="gramEnd"/>
+      <w:r>
+        <w:rPr>
+          <w:rFonts w:ascii="Courier New" w:hAnsi="Courier New" w:cs="Courier New"/>
+        </w:rPr>
+        <w:t xml:space="preserve"> route ::/0 &lt;default-gateway-ipv6-address&gt;</w:t>
+      </w:r>
+    </w:p>
+    <w:p>
+      <w:pPr>
+        <w:spacing w:before="100" w:beforeAutospacing="1" w:after="100" w:afterAutospacing="1"/>
+      </w:pPr>
+      <w:proofErr w:type="gramStart"/>
+      <w:r>
+        <w:t xml:space="preserve">The </w:t>
+      </w:r>
+      <w:r>
+        <w:rPr>
+          <w:rFonts w:ascii="Courier New" w:hAnsi="Courier New" w:cs="Courier New"/>
+          <w:sz w:val="20"/>
+          <w:szCs w:val="20"/>
+        </w:rPr>
+        <w:t>::</w:t>
+      </w:r>
+      <w:proofErr w:type="gramEnd"/>
+      <w:r>
+        <w:rPr>
+          <w:rFonts w:ascii="Courier New" w:hAnsi="Courier New" w:cs="Courier New"/>
+          <w:sz w:val="20"/>
+          <w:szCs w:val="20"/>
+        </w:rPr>
+        <w:t>/0</w:t>
+      </w:r>
+      <w:r>
+        <w:t xml:space="preserve"> prefix represents any IPv6 destination that is not otherwise known by the switch. The next-hop address should be the IPv6 default gateway for the switch's local management network.</w:t>
+      </w:r>
+    </w:p>
+    <w:p>
+      <w:pPr>
+        <w:spacing w:before="100" w:beforeAutospacing="1" w:after="100" w:afterAutospacing="1"/>
+      </w:pPr>
+      <w:r>
+        <w:t>For example, the Phoenix Headquarters management network uses:</w:t>
+      </w:r>
+    </w:p>
+    <w:p>
+      <w:pPr>
+        <w:tabs>
+          <w:tab w:val="left" w:pos="916"/>
+          <w:tab w:val="left" w:pos="1832"/>
+          <w:tab w:val="left" w:pos="2748"/>
+          <w:tab w:val="left" w:pos="3664"/>
+          <w:tab w:val="left" w:pos="4580"/>
+          <w:tab w:val="left" w:pos="5496"/>
+          <w:tab w:val="left" w:pos="6412"/>
+          <w:tab w:val="left" w:pos="7328"/>
+          <w:tab w:val="left" w:pos="8244"/>
+          <w:tab w:val="left" w:pos="9160"/>
+          <w:tab w:val="left" w:pos="10076"/>
+          <w:tab w:val="left" w:pos="10992"/>
+          <w:tab w:val="left" w:pos="11908"/>
+          <w:tab w:val="left" w:pos="12824"/>
+          <w:tab w:val="left" w:pos="13740"/>
+          <w:tab w:val="left" w:pos="14656"/>
+        </w:tabs>
+        <w:ind w:left="720"/>
+        <w:rPr>
+          <w:rFonts w:ascii="Courier New" w:hAnsi="Courier New" w:cs="Courier New"/>
+        </w:rPr>
+      </w:pPr>
+      <w:proofErr w:type="gramStart"/>
+      <w:r>
+        <w:rPr>
+          <w:rFonts w:ascii="Courier New" w:hAnsi="Courier New" w:cs="Courier New"/>
+        </w:rPr>
+        <w:t>ipv6</w:t>
+      </w:r>
+      <w:proofErr w:type="gramEnd"/>
+      <w:r>
+        <w:rPr>
+          <w:rFonts w:ascii="Courier New" w:hAnsi="Courier New" w:cs="Courier New"/>
+        </w:rPr>
+        <w:t xml:space="preserve"> route ::/0 2001:DB8:C001:90::1</w:t>
+      </w:r>
+    </w:p>
+    <w:p>
+      <w:pPr>
+        <w:spacing w:before="100" w:beforeAutospacing="1" w:after="100" w:afterAutospacing="1"/>
+      </w:pPr>
+      <w:r>
+        <w:t>Therefore, both HQ-S1 and HQ-S2 use this IPv6 address as their next hop.</w:t>
+      </w:r>
+    </w:p>
+    <w:p>
+      <w:pPr>
+        <w:spacing w:before="100" w:beforeAutospacing="1" w:after="100" w:afterAutospacing="1"/>
+      </w:pPr>
+      <w:r>
+        <w:rPr>
+          <w:b/>
+          <w:bCs/>
+        </w:rPr>
+        <w:t>At a minimum:</w:t>
+      </w:r>
+    </w:p>
+    <w:p>
+      <w:pPr>
+        <w:numPr>
+          <w:ilvl w:val="0"/>
+          <w:numId w:val="23"/>
+        </w:numPr>
+        <w:spacing w:before="100" w:beforeAutospacing="1" w:after="100" w:afterAutospacing="1" w:line="276" w:lineRule="auto"/>
+      </w:pPr>
+      <w:r>
+        <w:t xml:space="preserve">Configure an IPv6 default static route on each enterprise Layer 2 switch. </w:t>
+      </w:r>
+    </w:p>
+    <w:p>
+      <w:pPr>
+        <w:numPr>
+          <w:ilvl w:val="0"/>
+          <w:numId w:val="23"/>
+        </w:numPr>
+        <w:spacing w:before="100" w:beforeAutospacing="1" w:after="100" w:afterAutospacing="1" w:line="276" w:lineRule="auto"/>
+      </w:pPr>
+      <w:r>
+        <w:t xml:space="preserve">Use the IPv6 address of the local router interface as the next-hop address. </w:t>
+      </w:r>
+    </w:p>
+    <w:p>
+      <w:pPr>
+        <w:numPr>
+          <w:ilvl w:val="0"/>
+          <w:numId w:val="23"/>
+        </w:numPr>
+        <w:spacing w:before="100" w:beforeAutospacing="1" w:after="100" w:afterAutospacing="1" w:line="276" w:lineRule="auto"/>
+      </w:pPr>
+      <w:r>
+        <w:t xml:space="preserve">Verify that each switch can communicate with IPv6 devices outside its locally connected management network. </w:t>
+      </w:r>
+    </w:p>
+    <w:p>
+      <w:pPr>
+        <w:numPr>
+          <w:ilvl w:val="0"/>
+          <w:numId w:val="23"/>
+        </w:numPr>
+        <w:spacing w:before="100" w:beforeAutospacing="1" w:after="100" w:afterAutospacing="1" w:line="276" w:lineRule="auto"/>
+      </w:pPr>
+      <w:r>
+        <w:t xml:space="preserve">Verify that IPv4 management connectivity remains operational. </w:t>
+      </w:r>
+    </w:p>
+    <w:p>
+      <w:pPr>
+        <w:numPr>
+          <w:ilvl w:val="0"/>
+          <w:numId w:val="23"/>
+        </w:numPr>
+        <w:spacing w:before="100" w:beforeAutospacing="1" w:after="100" w:afterAutospacing="1" w:line="276" w:lineRule="auto"/>
+      </w:pPr>
+      <w:r>
+        <w:t>Troubleshoot and correct any IPv6 management connectivity issues before proceeding.</w:t>
+      </w:r>
+    </w:p>
+    <w:p>
+      <w:pPr>
+        <w:pStyle w:val="Important"/>
+      </w:pPr>
+      <w:r>
+        <w:t xml:space="preserve">Important: </w:t>
+      </w:r>
+    </w:p>
+    <w:p>
+      <w:pPr>
+        <w:pStyle w:val="Important"/>
+      </w:pPr>
+      <w:proofErr w:type="gramStart"/>
+      <w:r>
+        <w:t>The ::</w:t>
+      </w:r>
+      <w:proofErr w:type="gramEnd"/>
+      <w:r>
+        <w:t xml:space="preserve">1 address is used as the default gateway because that address is assigned to the router in the Sonoran Outdoor Equipment Enterprise IP Addressing Plan. IPv6 does not require </w:t>
+      </w:r>
+      <w:proofErr w:type="gramStart"/>
+      <w:r>
+        <w:t>the ::</w:t>
+      </w:r>
+      <w:proofErr w:type="gramEnd"/>
+      <w:r>
+        <w:t>1 address to be used as a default gateway</w:t>
+      </w:r>
+    </w:p>
+    <w:p>
+      <w:pPr>
+        <w:ind w:left="720"/>
+        <w:rPr>
+          <w:rFonts w:ascii="Courier New" w:hAnsi="Courier New" w:cs="Courier New"/>
+        </w:rPr>
+      </w:pPr>
+      <w:r>
+        <w:rPr>
+          <w:rFonts w:ascii="Courier New" w:hAnsi="Courier New" w:cs="Courier New"/>
+        </w:rPr>
+        <w:t>HQ-S1</w:t>
+      </w:r>
+    </w:p>
+    <w:p>
+      <w:pPr>
+        <w:ind w:left="720"/>
+        <w:rPr>
+          <w:rFonts w:ascii="Courier New" w:hAnsi="Courier New" w:cs="Courier New"/>
+        </w:rPr>
+      </w:pPr>
+      <w:proofErr w:type="gramStart"/>
+      <w:r>
+        <w:rPr>
+          <w:rFonts w:ascii="Courier New" w:hAnsi="Courier New" w:cs="Courier New"/>
+        </w:rPr>
+        <w:t>ipv6</w:t>
+      </w:r>
+      <w:proofErr w:type="gramEnd"/>
+      <w:r>
+        <w:rPr>
+          <w:rFonts w:ascii="Courier New" w:hAnsi="Courier New" w:cs="Courier New"/>
+        </w:rPr>
+        <w:t xml:space="preserve"> route ::/0 2001:DB8:C001:90::1</w:t>
+      </w:r>
+    </w:p>
+    <w:p>
+      <w:pPr>
+        <w:ind w:left="720"/>
+        <w:rPr>
+          <w:rFonts w:ascii="Courier New" w:hAnsi="Courier New" w:cs="Courier New"/>
+        </w:rPr>
+      </w:pPr>
+    </w:p>
+    <w:p>
+      <w:pPr>
+        <w:ind w:left="720"/>
+        <w:rPr>
+          <w:rFonts w:ascii="Courier New" w:hAnsi="Courier New" w:cs="Courier New"/>
+        </w:rPr>
+      </w:pPr>
+      <w:r>
+        <w:rPr>
+          <w:rFonts w:ascii="Courier New" w:hAnsi="Courier New" w:cs="Courier New"/>
+        </w:rPr>
+        <w:t>HQ-S2</w:t>
+      </w:r>
+    </w:p>
+    <w:p>
+      <w:pPr>
+        <w:ind w:left="720"/>
+        <w:rPr>
+          <w:rFonts w:ascii="Courier New" w:hAnsi="Courier New" w:cs="Courier New"/>
+        </w:rPr>
+      </w:pPr>
+      <w:proofErr w:type="gramStart"/>
+      <w:r>
+        <w:rPr>
+          <w:rFonts w:ascii="Courier New" w:hAnsi="Courier New" w:cs="Courier New"/>
+        </w:rPr>
+        <w:t>ipv6</w:t>
+      </w:r>
+      <w:proofErr w:type="gramEnd"/>
+      <w:r>
+        <w:rPr>
+          <w:rFonts w:ascii="Courier New" w:hAnsi="Courier New" w:cs="Courier New"/>
+        </w:rPr>
+        <w:t xml:space="preserve"> route ::/0 2001:DB8:C001:90::1</w:t>
+      </w:r>
+    </w:p>
+    <w:p>
+      <w:pPr>
+        <w:ind w:left="720"/>
+        <w:rPr>
+          <w:rFonts w:ascii="Courier New" w:hAnsi="Courier New" w:cs="Courier New"/>
+        </w:rPr>
+      </w:pPr>
+    </w:p>
+    <w:p>
+      <w:pPr>
+        <w:ind w:left="720"/>
+        <w:rPr>
+          <w:rFonts w:ascii="Courier New" w:hAnsi="Courier New" w:cs="Courier New"/>
+        </w:rPr>
+      </w:pPr>
+      <w:r>
+        <w:rPr>
+          <w:rFonts w:ascii="Courier New" w:hAnsi="Courier New" w:cs="Courier New"/>
+        </w:rPr>
+        <w:lastRenderedPageBreak/>
+        <w:t>TUC-S3</w:t>
+      </w:r>
+    </w:p>
+    <w:p>
+      <w:pPr>
+        <w:ind w:left="720"/>
+        <w:rPr>
+          <w:rFonts w:ascii="Courier New" w:hAnsi="Courier New" w:cs="Courier New"/>
+        </w:rPr>
+      </w:pPr>
+      <w:proofErr w:type="gramStart"/>
+      <w:r>
+        <w:rPr>
+          <w:rFonts w:ascii="Courier New" w:hAnsi="Courier New" w:cs="Courier New"/>
+        </w:rPr>
+        <w:t>ipv6</w:t>
+      </w:r>
+      <w:proofErr w:type="gramEnd"/>
+      <w:r>
+        <w:rPr>
+          <w:rFonts w:ascii="Courier New" w:hAnsi="Courier New" w:cs="Courier New"/>
+        </w:rPr>
+        <w:t xml:space="preserve"> route ::/0 </w:t>
+      </w:r>
+      <w:r>
+        <w:rPr>
+          <w:rFonts w:ascii="Courier New" w:hAnsi="Courier New" w:cs="Courier New"/>
+        </w:rPr>
+        <w:t>2001:DB8:C001:B0::1</w:t>
+      </w:r>
+    </w:p>
+    <w:p>
+      <w:pPr>
+        <w:ind w:left="720"/>
+        <w:rPr>
+          <w:rFonts w:ascii="Courier New" w:hAnsi="Courier New" w:cs="Courier New"/>
+        </w:rPr>
+      </w:pPr>
+    </w:p>
+    <w:p>
+      <w:pPr>
+        <w:ind w:left="720"/>
+        <w:rPr>
+          <w:rFonts w:ascii="Courier New" w:hAnsi="Courier New" w:cs="Courier New"/>
+        </w:rPr>
+      </w:pPr>
+      <w:r>
+        <w:rPr>
+          <w:rFonts w:ascii="Courier New" w:hAnsi="Courier New" w:cs="Courier New"/>
+        </w:rPr>
+        <w:t>FLG-S4</w:t>
+      </w:r>
+    </w:p>
+    <w:p>
+      <w:pPr>
+        <w:ind w:left="720"/>
+        <w:rPr>
+          <w:rFonts w:ascii="Courier New" w:hAnsi="Courier New" w:cs="Courier New"/>
+        </w:rPr>
+      </w:pPr>
+      <w:proofErr w:type="gramStart"/>
+      <w:r>
+        <w:rPr>
+          <w:rFonts w:ascii="Courier New" w:hAnsi="Courier New" w:cs="Courier New"/>
+        </w:rPr>
+        <w:t>ipv6</w:t>
+      </w:r>
+      <w:proofErr w:type="gramEnd"/>
+      <w:r>
+        <w:rPr>
+          <w:rFonts w:ascii="Courier New" w:hAnsi="Courier New" w:cs="Courier New"/>
+        </w:rPr>
+        <w:t xml:space="preserve"> route ::/0 </w:t>
+      </w:r>
+      <w:r>
+        <w:rPr>
+          <w:rFonts w:ascii="Courier New" w:hAnsi="Courier New" w:cs="Courier New"/>
+        </w:rPr>
+        <w:t>2001:DB8:C001:E0::1</w:t>
+      </w:r>
+    </w:p>
+    <w:p/>
+    <w:p/>
+    <w:p>
+      <w:pPr>
+        <w:pStyle w:val="Important"/>
+      </w:pPr>
+      <w:r>
+        <w:rPr>
+          <w:rStyle w:val="Strong"/>
+        </w:rPr>
+        <w:t>Packet Tracer Note:</w:t>
+      </w:r>
+      <w:r>
+        <w:t xml:space="preserve"> </w:t>
+      </w:r>
+    </w:p>
+    <w:p>
+      <w:pPr>
+        <w:pStyle w:val="Important"/>
+      </w:pPr>
+      <w:r>
+        <w:t>Packet Tracer has limitations when processing IPv6 Neighbor Discovery and IPv6 management traffic on simulated Layer 2 switches. You are still required to configure the IPv6 default route as directed. Some IPv6 connectivity tests involving switch management interfaces may not operate as expected in Packet Tracer.</w:t>
+      </w:r>
+    </w:p>
+    <w:p>
+      <w:r>
+        <w:pict>
+          <v:rect id="_x0000_i1032" style="width:468pt;height:1.5pt" o:hralign="center" o:hrstd="t" o:hrnoshade="t" o:hr="t" fillcolor="#974706 [1609]" stroked="f"/>
+        </w:pict>
+      </w:r>
+    </w:p>
+    <w:p>
+      <w:pPr>
+        <w:pStyle w:val="Heading4"/>
+      </w:pPr>
+      <w:r>
+        <w:t>Step 4: Configure the Enterprise IPv6 Default Route</w:t>
       </w:r>
     </w:p>
     <w:p>
@@ -1429,22 +2324,15 @@
     </w:p>
     <w:p>
       <w:pPr>
+        <w:pStyle w:val="ListParagraph"/>
+        <w:numPr>
+          <w:ilvl w:val="0"/>
+          <w:numId w:val="25"/>
+        </w:numPr>
         <w:spacing w:line="276" w:lineRule="auto"/>
-        <w:ind w:left="720"/>
-      </w:pPr>
-      <w:proofErr w:type="gramStart"/>
-      <w:r>
-        <w:rPr>
-          <w:rFonts w:hAnsi="Symbol"/>
-        </w:rPr>
-        <w:t></w:t>
-      </w:r>
-      <w:r>
-        <w:t xml:space="preserve">  Configure</w:t>
-      </w:r>
-      <w:proofErr w:type="gramEnd"/>
-      <w:r>
-        <w:t xml:space="preserve"> the</w:t>
+      </w:pPr>
+      <w:r>
+        <w:t>Configure the</w:t>
       </w:r>
       <w:r>
         <w:t xml:space="preserve"> ISP facing interface </w:t>
@@ -1460,7 +2348,15 @@
         <w:t xml:space="preserve"> </w:t>
       </w:r>
       <w:r>
-        <w:t>with IPv6 address 2001:DB8:203:113::2/64.</w:t>
+        <w:t>with IPv6 address 2001:DB8:203:113:</w:t>
+      </w:r>
+      <w:proofErr w:type="gramStart"/>
+      <w:r>
+        <w:t>:2</w:t>
+      </w:r>
+      <w:proofErr w:type="gramEnd"/>
+      <w:r>
+        <w:t>/64.</w:t>
       </w:r>
       <w:r>
         <w:t xml:space="preserve"> </w:t>
@@ -1468,22 +2364,15 @@
     </w:p>
     <w:p>
       <w:pPr>
+        <w:pStyle w:val="ListParagraph"/>
+        <w:numPr>
+          <w:ilvl w:val="0"/>
+          <w:numId w:val="25"/>
+        </w:numPr>
         <w:spacing w:line="276" w:lineRule="auto"/>
-        <w:ind w:left="720"/>
-      </w:pPr>
-      <w:proofErr w:type="gramStart"/>
-      <w:r>
-        <w:rPr>
-          <w:rFonts w:hAnsi="Symbol"/>
-        </w:rPr>
-        <w:t></w:t>
-      </w:r>
-      <w:r>
-        <w:t xml:space="preserve">  Verify</w:t>
-      </w:r>
-      <w:proofErr w:type="gramEnd"/>
-      <w:r>
-        <w:t xml:space="preserve"> IPv6 connectivity between </w:t>
+      </w:pPr>
+      <w:r>
+        <w:t xml:space="preserve">Verify IPv6 connectivity between </w:t>
       </w:r>
       <w:r>
         <w:rPr>
@@ -1508,33 +2397,19 @@
     </w:p>
     <w:p>
       <w:pPr>
+        <w:pStyle w:val="ListParagraph"/>
+        <w:numPr>
+          <w:ilvl w:val="0"/>
+          <w:numId w:val="25"/>
+        </w:numPr>
         <w:tabs>
           <w:tab w:val="num" w:pos="1440"/>
         </w:tabs>
         <w:spacing w:line="276" w:lineRule="auto"/>
-        <w:ind w:left="720"/>
-      </w:pPr>
-      <w:proofErr w:type="gramStart"/>
-      <w:r>
-        <w:rPr>
-          <w:rFonts w:hAnsi="Symbol"/>
-        </w:rPr>
-        <w:t></w:t>
-      </w:r>
-      <w:r>
-        <w:t xml:space="preserve">  Configure</w:t>
-      </w:r>
-      <w:proofErr w:type="gramEnd"/>
-      <w:r>
-        <w:t xml:space="preserve"> a fully specified IPv6 default </w:t>
-      </w:r>
-      <w:bookmarkStart w:id="0" w:name="_GoBack"/>
-      <w:r>
-        <w:t>static</w:t>
-      </w:r>
-      <w:bookmarkEnd w:id="0"/>
-      <w:r>
-        <w:t xml:space="preserve"> route on </w:t>
+      </w:pPr>
+      <w:r>
+        <w:lastRenderedPageBreak/>
+        <w:t xml:space="preserve">Configure a fully specified IPv6 default static route on </w:t>
       </w:r>
       <w:r>
         <w:rPr>
@@ -1559,11 +2434,15 @@
     </w:p>
     <w:p>
       <w:pPr>
+        <w:pStyle w:val="ListParagraph"/>
+        <w:numPr>
+          <w:ilvl w:val="0"/>
+          <w:numId w:val="25"/>
+        </w:numPr>
         <w:tabs>
           <w:tab w:val="num" w:pos="1440"/>
         </w:tabs>
         <w:spacing w:line="276" w:lineRule="auto"/>
-        <w:ind w:left="720"/>
       </w:pPr>
       <w:r>
         <w:t xml:space="preserve">The route must include both the exit interface and the next-hop IPv6 address. </w:t>
@@ -1571,63 +2450,41 @@
     </w:p>
     <w:p>
       <w:pPr>
+        <w:pStyle w:val="ListParagraph"/>
+        <w:numPr>
+          <w:ilvl w:val="0"/>
+          <w:numId w:val="25"/>
+        </w:numPr>
         <w:spacing w:line="276" w:lineRule="auto"/>
-        <w:ind w:left="720"/>
-      </w:pPr>
-      <w:proofErr w:type="gramStart"/>
-      <w:r>
-        <w:rPr>
-          <w:rFonts w:hAnsi="Symbol"/>
-        </w:rPr>
-        <w:t></w:t>
-      </w:r>
-      <w:r>
-        <w:t xml:space="preserve">  Verify</w:t>
-      </w:r>
-      <w:proofErr w:type="gramEnd"/>
-      <w:r>
-        <w:t xml:space="preserve"> that the IPv6 default route has been successfully installed in the routing table. </w:t>
-      </w:r>
-    </w:p>
-    <w:p>
-      <w:pPr>
+      </w:pPr>
+      <w:r>
+        <w:t xml:space="preserve">Verify that the IPv6 default route has been successfully installed in the routing table. </w:t>
+      </w:r>
+    </w:p>
+    <w:p>
+      <w:pPr>
+        <w:pStyle w:val="ListParagraph"/>
+        <w:numPr>
+          <w:ilvl w:val="0"/>
+          <w:numId w:val="25"/>
+        </w:numPr>
         <w:spacing w:line="276" w:lineRule="auto"/>
-        <w:ind w:left="720"/>
-      </w:pPr>
-      <w:proofErr w:type="gramStart"/>
-      <w:r>
-        <w:rPr>
-          <w:rFonts w:hAnsi="Symbol"/>
-        </w:rPr>
-        <w:t></w:t>
-      </w:r>
-      <w:r>
-        <w:t xml:space="preserve">  Configure</w:t>
-      </w:r>
-      <w:proofErr w:type="gramEnd"/>
-      <w:r>
-        <w:t xml:space="preserve"> the ASBR to advertise the enterprise IPv6 default route throughout the OSPFv3 routing domain. </w:t>
-      </w:r>
-    </w:p>
-    <w:p>
-      <w:pPr>
+      </w:pPr>
+      <w:r>
+        <w:t xml:space="preserve">Configure the ASBR to advertise the enterprise IPv6 default route throughout the OSPFv3 routing domain. </w:t>
+      </w:r>
+    </w:p>
+    <w:p>
+      <w:pPr>
+        <w:pStyle w:val="ListParagraph"/>
+        <w:numPr>
+          <w:ilvl w:val="0"/>
+          <w:numId w:val="25"/>
+        </w:numPr>
         <w:spacing w:line="276" w:lineRule="auto"/>
-        <w:ind w:left="720"/>
-      </w:pPr>
-      <w:proofErr w:type="gramStart"/>
-      <w:r>
-        <w:rPr>
-          <w:rFonts w:hAnsi="Symbol"/>
-        </w:rPr>
-        <w:lastRenderedPageBreak/>
-        <w:t></w:t>
-      </w:r>
-      <w:r>
-        <w:t xml:space="preserve">  Verify</w:t>
-      </w:r>
-      <w:proofErr w:type="gramEnd"/>
-      <w:r>
-        <w:t xml:space="preserve"> that </w:t>
+      </w:pPr>
+      <w:r>
+        <w:t xml:space="preserve">Verify that </w:t>
       </w:r>
       <w:r>
         <w:rPr>
@@ -1652,35 +2509,22 @@
     </w:p>
     <w:p>
       <w:pPr>
+        <w:pStyle w:val="ListParagraph"/>
+        <w:numPr>
+          <w:ilvl w:val="0"/>
+          <w:numId w:val="25"/>
+        </w:numPr>
         <w:spacing w:after="240" w:line="276" w:lineRule="auto"/>
-        <w:ind w:left="720"/>
-      </w:pPr>
-      <w:proofErr w:type="gramStart"/>
-      <w:r>
-        <w:rPr>
-          <w:rFonts w:hAnsi="Symbol"/>
-        </w:rPr>
-        <w:t></w:t>
-      </w:r>
-      <w:r>
-        <w:t xml:space="preserve">  Verify</w:t>
-      </w:r>
-      <w:proofErr w:type="gramEnd"/>
-      <w:r>
-        <w:t xml:space="preserve"> that all enterprise locations maintain IPv6 connectivity after the routing update.</w:t>
+      </w:pPr>
+      <w:r>
+        <w:t>Verify that all enterprise locations maintain IPv6 connectivity after the routing update.</w:t>
       </w:r>
     </w:p>
     <w:p>
       <w:pPr>
         <w:pStyle w:val="Important"/>
-        <w:rPr>
-          <w:b/>
-        </w:rPr>
-      </w:pPr>
-      <w:r>
-        <w:rPr>
-          <w:b/>
-        </w:rPr>
+      </w:pPr>
+      <w:r>
         <w:t>Important:</w:t>
       </w:r>
     </w:p>
@@ -1695,7 +2539,7 @@
     <w:p>
       <w:r>
         <w:pict>
-          <v:rect id="_x0000_i1032" style="width:468pt;height:1.5pt" o:hralign="center" o:hrstd="t" o:hrnoshade="t" o:hr="t" fillcolor="#974706 [1609]" stroked="f"/>
+          <v:rect id="_x0000_i1033" style="width:468pt;height:1.5pt" o:hralign="center" o:hrstd="t" o:hrnoshade="t" o:hr="t" fillcolor="#974706 [1609]" stroked="f"/>
         </w:pict>
       </w:r>
     </w:p>
@@ -1796,60 +2640,73 @@
     </w:p>
     <w:p>
       <w:pPr>
+        <w:pStyle w:val="ListParagraph"/>
         <w:numPr>
           <w:ilvl w:val="0"/>
-          <w:numId w:val="9"/>
+          <w:numId w:val="25"/>
         </w:numPr>
-        <w:spacing w:before="100" w:beforeAutospacing="1" w:after="100" w:afterAutospacing="1"/>
-      </w:pPr>
-      <w:r>
-        <w:t xml:space="preserve">Verify that all expected OSPF neighbor adjacencies have been established. </w:t>
-      </w:r>
-    </w:p>
-    <w:p>
-      <w:pPr>
+        <w:spacing w:line="276" w:lineRule="auto"/>
+      </w:pPr>
+      <w:r>
+        <w:rPr>
+          <w:b/>
+          <w:bCs/>
+        </w:rPr>
+        <w:t>Verify that OSPFv3 neighbor adjacencies are formed only between routers connected by enterprise routed WAN links. No OSPFv3 neighbor relationships should form across enterprise LAN, inter-VLAN, management, or future expansion networks configured as passive interfaces.</w:t>
+      </w:r>
+      <w:r>
+        <w:t xml:space="preserve"> </w:t>
+      </w:r>
+    </w:p>
+    <w:p>
+      <w:pPr>
+        <w:pStyle w:val="ListParagraph"/>
         <w:numPr>
           <w:ilvl w:val="0"/>
-          <w:numId w:val="9"/>
+          <w:numId w:val="25"/>
         </w:numPr>
-        <w:spacing w:before="100" w:beforeAutospacing="1" w:after="100" w:afterAutospacing="1"/>
-      </w:pPr>
-      <w:r>
+        <w:spacing w:line="276" w:lineRule="auto"/>
+      </w:pPr>
+      <w:r>
+        <w:lastRenderedPageBreak/>
         <w:t xml:space="preserve">Confirm that each enterprise router has formed neighbor relationships with the appropriate adjacent routers. </w:t>
       </w:r>
     </w:p>
     <w:p>
       <w:pPr>
+        <w:pStyle w:val="ListParagraph"/>
         <w:numPr>
           <w:ilvl w:val="0"/>
-          <w:numId w:val="9"/>
+          <w:numId w:val="25"/>
         </w:numPr>
-        <w:spacing w:before="100" w:beforeAutospacing="1" w:after="100" w:afterAutospacing="1"/>
-      </w:pPr>
-      <w:r>
-        <w:t xml:space="preserve">Verify that no unexpected OSPF neighbor issues are present before proceeding. </w:t>
-      </w:r>
-    </w:p>
-    <w:p>
-      <w:pPr>
+        <w:spacing w:line="276" w:lineRule="auto"/>
+        <w:rPr>
+          <w:rFonts w:hAnsi="Symbol"/>
+        </w:rPr>
+      </w:pPr>
+      <w:r>
+        <w:t xml:space="preserve">Verify that no unexpected OSPFv3 neighbor adjacencies or neighbor issues are present before proceeding. </w:t>
+      </w:r>
+    </w:p>
+    <w:p>
+      <w:pPr>
+        <w:pStyle w:val="ListParagraph"/>
         <w:numPr>
           <w:ilvl w:val="0"/>
-          <w:numId w:val="9"/>
+          <w:numId w:val="27"/>
         </w:numPr>
-        <w:spacing w:before="100" w:beforeAutospacing="1" w:after="100" w:afterAutospacing="1"/>
-      </w:pPr>
-      <w:r>
-        <w:t xml:space="preserve">Document the OSPF neighbor information for use during the Enterprise Verification &amp; Validation process. </w:t>
-      </w:r>
-    </w:p>
+        <w:spacing w:line="276" w:lineRule="auto"/>
+      </w:pPr>
+      <w:r>
+        <w:t>Document the OSPFv3 neighbor information for use during the Enterprise Verification &amp; Validation process.</w:t>
+      </w:r>
+    </w:p>
+    <w:p/>
     <w:p>
       <w:pPr>
         <w:pStyle w:val="Important"/>
       </w:pPr>
       <w:r>
-        <w:rPr>
-          <w:b/>
-        </w:rPr>
         <w:t>Important</w:t>
       </w:r>
       <w:r>
@@ -1870,7 +2727,7 @@
       </w:pPr>
       <w:r>
         <w:pict>
-          <v:rect id="_x0000_i1033" style="width:468pt;height:1.5pt" o:hralign="center" o:hrstd="t" o:hrnoshade="t" o:hr="t" fillcolor="#974706 [1609]" stroked="f"/>
+          <v:rect id="_x0000_i1034" style="width:468pt;height:1.5pt" o:hralign="center" o:hrstd="t" o:hrnoshade="t" o:hr="t" fillcolor="#974706 [1609]" stroked="f"/>
         </w:pict>
       </w:r>
     </w:p>
@@ -1879,7 +2736,6 @@
         <w:pStyle w:val="Heading4"/>
       </w:pPr>
       <w:r>
-        <w:lastRenderedPageBreak/>
         <w:t xml:space="preserve">Step </w:t>
       </w:r>
       <w:r>
@@ -1973,7 +2829,7 @@
           <w:ilvl w:val="0"/>
           <w:numId w:val="10"/>
         </w:numPr>
-        <w:spacing w:before="100" w:beforeAutospacing="1" w:after="100" w:afterAutospacing="1"/>
+        <w:spacing w:before="100" w:beforeAutospacing="1" w:after="100" w:afterAutospacing="1" w:line="276" w:lineRule="auto"/>
       </w:pPr>
       <w:r>
         <w:t xml:space="preserve">Verify that OSPF has successfully learned the required enterprise routes. </w:t>
@@ -1985,7 +2841,7 @@
           <w:ilvl w:val="0"/>
           <w:numId w:val="10"/>
         </w:numPr>
-        <w:spacing w:before="100" w:beforeAutospacing="1" w:after="100" w:afterAutospacing="1"/>
+        <w:spacing w:before="100" w:beforeAutospacing="1" w:after="100" w:afterAutospacing="1" w:line="276" w:lineRule="auto"/>
       </w:pPr>
       <w:r>
         <w:t xml:space="preserve">Run </w:t>
@@ -2021,7 +2877,7 @@
           <w:ilvl w:val="0"/>
           <w:numId w:val="10"/>
         </w:numPr>
-        <w:spacing w:before="100" w:beforeAutospacing="1" w:after="100" w:afterAutospacing="1"/>
+        <w:spacing w:before="100" w:beforeAutospacing="1" w:after="100" w:afterAutospacing="1" w:line="276" w:lineRule="auto"/>
       </w:pPr>
       <w:r>
         <w:t>Document the routing table</w:t>
@@ -2036,7 +2892,7 @@
           <w:ilvl w:val="0"/>
           <w:numId w:val="10"/>
         </w:numPr>
-        <w:spacing w:before="100" w:beforeAutospacing="1" w:after="100" w:afterAutospacing="1"/>
+        <w:spacing w:before="100" w:beforeAutospacing="1" w:after="100" w:afterAutospacing="1" w:line="276" w:lineRule="auto"/>
       </w:pPr>
       <w:r>
         <w:t xml:space="preserve">Verify that all required enterprise LAN, WAN, and future expansion networks have been learned through OSPF before proceeding. </w:t>
@@ -2051,7 +2907,7 @@
           <w:color w:val="4F6228" w:themeColor="accent3" w:themeShade="80"/>
         </w:rPr>
         <w:pict>
-          <v:rect id="_x0000_i1034" style="width:468pt;height:2pt" o:hralign="center" o:hrstd="t" o:hrnoshade="t" o:hr="t" fillcolor="#4e6128 [1606]" stroked="f"/>
+          <v:rect id="_x0000_i1035" style="width:468pt;height:2pt" o:hralign="center" o:hrstd="t" o:hrnoshade="t" o:hr="t" fillcolor="#4e6128 [1606]" stroked="f"/>
         </w:pict>
       </w:r>
     </w:p>
@@ -2081,6 +2937,7 @@
           <w:b/>
           <w:bCs/>
         </w:rPr>
+        <w:lastRenderedPageBreak/>
         <w:t>Director of Network Engineering</w:t>
       </w:r>
       <w:r>
@@ -2113,7 +2970,7 @@
           <w:ilvl w:val="0"/>
           <w:numId w:val="13"/>
         </w:numPr>
-        <w:spacing w:before="100" w:beforeAutospacing="1" w:after="100" w:afterAutospacing="1"/>
+        <w:spacing w:before="100" w:beforeAutospacing="1" w:after="100" w:afterAutospacing="1" w:line="276" w:lineRule="auto"/>
       </w:pPr>
       <w:r>
         <w:t xml:space="preserve">Include the </w:t>
@@ -2134,7 +2991,7 @@
           <w:ilvl w:val="0"/>
           <w:numId w:val="13"/>
         </w:numPr>
-        <w:spacing w:before="100" w:beforeAutospacing="1" w:after="100" w:afterAutospacing="1"/>
+        <w:spacing w:before="100" w:beforeAutospacing="1" w:after="100" w:afterAutospacing="1" w:line="276" w:lineRule="auto"/>
       </w:pPr>
       <w:r>
         <w:t xml:space="preserve">Ensure the </w:t>
@@ -2155,7 +3012,7 @@
           <w:ilvl w:val="0"/>
           <w:numId w:val="13"/>
         </w:numPr>
-        <w:spacing w:before="100" w:beforeAutospacing="1" w:after="100" w:afterAutospacing="1"/>
+        <w:spacing w:before="100" w:beforeAutospacing="1" w:after="100" w:afterAutospacing="1" w:line="276" w:lineRule="auto"/>
       </w:pPr>
       <w:r>
         <w:t xml:space="preserve">Include the complete command output or ping results. </w:t>
@@ -2167,19 +3024,27 @@
           <w:ilvl w:val="0"/>
           <w:numId w:val="13"/>
         </w:numPr>
+        <w:spacing w:before="100" w:beforeAutospacing="1" w:after="100" w:afterAutospacing="1" w:line="276" w:lineRule="auto"/>
+      </w:pPr>
+      <w:r>
+        <w:t xml:space="preserve">If a required test is unsuccessful, include a screenshot of the failed test and record the result as </w:t>
+      </w:r>
+      <w:r>
+        <w:rPr>
+          <w:rStyle w:val="Strong"/>
+        </w:rPr>
+        <w:t>Failed</w:t>
+      </w:r>
+      <w:r>
+        <w:t xml:space="preserve">. Do not omit failed validation tests. </w:t>
+      </w:r>
+    </w:p>
+    <w:p>
+      <w:pPr>
         <w:spacing w:before="100" w:beforeAutospacing="1" w:after="100" w:afterAutospacing="1"/>
       </w:pPr>
       <w:r>
-        <w:t xml:space="preserve">If a required test is unsuccessful, include a screenshot of the failed test and record the result as </w:t>
-      </w:r>
-      <w:r>
-        <w:rPr>
-          <w:rStyle w:val="Strong"/>
-        </w:rPr>
-        <w:t>Failed</w:t>
-      </w:r>
-      <w:r>
-        <w:t xml:space="preserve">. Do not omit failed validation tests. </w:t>
+        <w:t>Provide the following evidence.</w:t>
       </w:r>
     </w:p>
     <w:p>
@@ -2187,16 +3052,8 @@
         <w:spacing w:before="100" w:beforeAutospacing="1" w:after="100" w:afterAutospacing="1"/>
       </w:pPr>
       <w:r>
-        <w:t>Provide the following evidence.</w:t>
-      </w:r>
-    </w:p>
-    <w:p>
-      <w:pPr>
-        <w:spacing w:before="100" w:beforeAutospacing="1" w:after="100" w:afterAutospacing="1"/>
-      </w:pPr>
-      <w:r>
         <w:pict>
-          <v:rect id="_x0000_i1035" style="width:468pt;height:1.5pt" o:hralign="center" o:hrstd="t" o:hrnoshade="t" o:hr="t" fillcolor="#974706 [1609]" stroked="f"/>
+          <v:rect id="_x0000_i1036" style="width:468pt;height:1.5pt" o:hralign="center" o:hrstd="t" o:hrnoshade="t" o:hr="t" fillcolor="#974706 [1609]" stroked="f"/>
         </w:pict>
       </w:r>
     </w:p>
@@ -2205,7 +3062,6 @@
         <w:pStyle w:val="Heading4"/>
       </w:pPr>
       <w:r>
-        <w:lastRenderedPageBreak/>
         <w:t xml:space="preserve">Step 1 – Verify Enterprise </w:t>
       </w:r>
       <w:r>
@@ -2280,7 +3136,7 @@
           <w:ilvl w:val="0"/>
           <w:numId w:val="7"/>
         </w:numPr>
-        <w:spacing w:before="100" w:beforeAutospacing="1" w:after="100" w:afterAutospacing="1"/>
+        <w:spacing w:before="100" w:beforeAutospacing="1" w:after="100" w:afterAutospacing="1" w:line="276" w:lineRule="auto"/>
       </w:pPr>
       <w:r>
         <w:t xml:space="preserve">Include the </w:t>
@@ -2302,7 +3158,7 @@
           <w:ilvl w:val="0"/>
           <w:numId w:val="7"/>
         </w:numPr>
-        <w:spacing w:before="100" w:beforeAutospacing="1" w:after="100" w:afterAutospacing="1"/>
+        <w:spacing w:before="100" w:beforeAutospacing="1" w:after="100" w:afterAutospacing="1" w:line="276" w:lineRule="auto"/>
       </w:pPr>
       <w:r>
         <w:t xml:space="preserve">Include the successful ping results. </w:t>
@@ -2314,7 +3170,7 @@
           <w:ilvl w:val="0"/>
           <w:numId w:val="7"/>
         </w:numPr>
-        <w:spacing w:before="100" w:beforeAutospacing="1" w:after="100" w:afterAutospacing="1"/>
+        <w:spacing w:before="100" w:beforeAutospacing="1" w:after="100" w:afterAutospacing="1" w:line="276" w:lineRule="auto"/>
       </w:pPr>
       <w:r>
         <w:t xml:space="preserve">Ensure the destination address is visible in the screenshot. </w:t>
@@ -2431,6 +3287,7 @@
           <w:b/>
           <w:bCs/>
         </w:rPr>
+        <w:lastRenderedPageBreak/>
         <w:t xml:space="preserve">IPv6 </w:t>
       </w:r>
       <w:r>
@@ -2562,7 +3419,7 @@
           </w:tcPr>
           <w:p>
             <w:r>
-              <w:t>Human Resources</w:t>
+              <w:t>Phoenix PC-HR1</w:t>
             </w:r>
           </w:p>
         </w:tc>
@@ -2574,10 +3431,7 @@
           </w:tcPr>
           <w:p>
             <w:r>
-              <w:t>Warehouse &amp; Inventory</w:t>
-            </w:r>
-            <w:r>
-              <w:t xml:space="preserve"> (Tucson Distribution Center)</w:t>
+              <w:t>Tucson PC-WH1</w:t>
             </w:r>
           </w:p>
         </w:tc>
@@ -2602,7 +3456,7 @@
           </w:tcPr>
           <w:p>
             <w:r>
-              <w:t>Executive Administration</w:t>
+              <w:t>Phoenix PC-EX1</w:t>
             </w:r>
           </w:p>
         </w:tc>
@@ -2613,13 +3467,22 @@
             <w:hideMark/>
           </w:tcPr>
           <w:p>
+            <w:r>
+              <w:rPr>
+                <w:rStyle w:val="Strong"/>
+              </w:rPr>
+              <w:t>TUC-R2 Loopback10</w:t>
+            </w:r>
+            <w:r>
+              <w:t xml:space="preserve"> for </w:t>
+            </w:r>
             <w:proofErr w:type="spellStart"/>
             <w:r>
               <w:t>Tubac</w:t>
             </w:r>
             <w:proofErr w:type="spellEnd"/>
             <w:r>
-              <w:t xml:space="preserve"> Adventure Lodge (Future Expansion Loopback)</w:t>
+              <w:t xml:space="preserve"> Adventure Lodge</w:t>
             </w:r>
           </w:p>
         </w:tc>
@@ -2644,7 +3507,7 @@
           </w:tcPr>
           <w:p>
             <w:r>
-              <w:t>Accounting &amp; Finance</w:t>
+              <w:t>Phoenix PC-AF1</w:t>
             </w:r>
           </w:p>
         </w:tc>
@@ -2656,7 +3519,10 @@
           </w:tcPr>
           <w:p>
             <w:r>
-              <w:t>Sales &amp; Customer Service (Flagstaff Sales Office)</w:t>
+              <w:t>Flagstaff</w:t>
+            </w:r>
+            <w:r>
+              <w:t xml:space="preserve"> PC-SCS1</w:t>
             </w:r>
           </w:p>
         </w:tc>
@@ -2680,8 +3546,7 @@
           </w:tcPr>
           <w:p>
             <w:r>
-              <w:lastRenderedPageBreak/>
-              <w:t>Information Technology</w:t>
+              <w:t>Phoenix PC-IT1</w:t>
             </w:r>
           </w:p>
         </w:tc>
@@ -2692,8 +3557,16 @@
           </w:tcPr>
           <w:p>
             <w:r>
-              <w:t>Greer Mountain Cabins (Future Expansion Loopback)</w:t>
+              <w:rPr>
+                <w:rStyle w:val="Strong"/>
+              </w:rPr>
+              <w:t>FLG-R3 Loopback10</w:t>
             </w:r>
+            <w:r>
+              <w:t xml:space="preserve"> for Greer Mountain Cabins</w:t>
+            </w:r>
+            <w:bookmarkStart w:id="0" w:name="_GoBack"/>
+            <w:bookmarkEnd w:id="0"/>
           </w:p>
         </w:tc>
         <w:tc>
@@ -2888,7 +3761,7 @@
           </w:tcPr>
           <w:p>
             <w:r>
-              <w:t>Warehouse &amp; Inventory</w:t>
+              <w:t>Tucson PC-WH1</w:t>
             </w:r>
           </w:p>
         </w:tc>
@@ -2900,7 +3773,7 @@
           </w:tcPr>
           <w:p>
             <w:r>
-              <w:t>Sales &amp; Customer Service (Flagstaff Sales Office)</w:t>
+              <w:t>Flagstaff PC-SCS1</w:t>
             </w:r>
           </w:p>
         </w:tc>
@@ -2925,7 +3798,7 @@
           </w:tcPr>
           <w:p>
             <w:r>
-              <w:t>Warehouse &amp; Inventory</w:t>
+              <w:t>Tucson PC-WH1</w:t>
             </w:r>
           </w:p>
         </w:tc>
@@ -2937,7 +3810,13 @@
           </w:tcPr>
           <w:p>
             <w:r>
-              <w:t>Greer Mountain Cabins (Future Expansion Loopback)</w:t>
+              <w:rPr>
+                <w:rStyle w:val="Strong"/>
+              </w:rPr>
+              <w:t>FLG-R3 Loopback10</w:t>
+            </w:r>
+            <w:r>
+              <w:t xml:space="preserve"> for Greer Mountain Cabins</w:t>
             </w:r>
           </w:p>
         </w:tc>
@@ -2962,7 +3841,7 @@
           </w:tcPr>
           <w:p>
             <w:r>
-              <w:t>Warehouse &amp; Inventory</w:t>
+              <w:t>Tucson PC-WH1</w:t>
             </w:r>
           </w:p>
         </w:tc>
@@ -2974,7 +3853,7 @@
           </w:tcPr>
           <w:p>
             <w:r>
-              <w:t>Human Resources (Phoenix Headquarters)</w:t>
+              <w:t>Phoenix PC-HR1</w:t>
             </w:r>
           </w:p>
         </w:tc>
@@ -3012,7 +3891,25 @@
           <w:sz w:val="28"/>
           <w:szCs w:val="28"/>
         </w:rPr>
-        <w:t xml:space="preserve">Flagstaff Sales Office </w:t>
+        <w:t xml:space="preserve">Flagstaff </w:t>
+      </w:r>
+      <w:r>
+        <w:rPr>
+          <w:rStyle w:val="Strong"/>
+          <w:color w:val="E36C0A" w:themeColor="accent6" w:themeShade="BF"/>
+          <w:sz w:val="28"/>
+          <w:szCs w:val="28"/>
+        </w:rPr>
+        <w:t>Retail Store</w:t>
+      </w:r>
+      <w:r>
+        <w:rPr>
+          <w:rStyle w:val="Strong"/>
+          <w:color w:val="E36C0A" w:themeColor="accent6" w:themeShade="BF"/>
+          <w:sz w:val="28"/>
+          <w:szCs w:val="28"/>
+        </w:rPr>
+        <w:t xml:space="preserve"> </w:t>
       </w:r>
     </w:p>
     <w:p>
@@ -3020,7 +3917,14 @@
         <w:pStyle w:val="pdq2pgselectionanchorcontainer"/>
       </w:pPr>
       <w:r>
-        <w:t>Verify that Flagstaff Sales Office can communicate with enterprise business locations and future expansion networks.</w:t>
+        <w:lastRenderedPageBreak/>
+        <w:t xml:space="preserve">Verify that Flagstaff </w:t>
+      </w:r>
+      <w:r>
+        <w:t>Retail Store</w:t>
+      </w:r>
+      <w:r>
+        <w:t xml:space="preserve"> can communicate with enterprise business locations and future expansion networks.</w:t>
       </w:r>
     </w:p>
     <w:p>
@@ -3096,7 +4000,6 @@
                 <w:sz w:val="28"/>
                 <w:szCs w:val="28"/>
               </w:rPr>
-              <w:lastRenderedPageBreak/>
               <w:t>Source Department</w:t>
             </w:r>
           </w:p>
@@ -3170,7 +4073,7 @@
           </w:tcPr>
           <w:p>
             <w:r>
-              <w:t>Sales &amp; Customer Service</w:t>
+              <w:t>Flagstaff PC-SCS1</w:t>
             </w:r>
           </w:p>
         </w:tc>
@@ -3182,7 +4085,7 @@
           </w:tcPr>
           <w:p>
             <w:r>
-              <w:t>Warehouse &amp; Inventory (Tucson Distribution Center)</w:t>
+              <w:t>Tucson PC-WH1</w:t>
             </w:r>
           </w:p>
         </w:tc>
@@ -3207,7 +4110,7 @@
           </w:tcPr>
           <w:p>
             <w:r>
-              <w:t>Sales &amp; Customer Service</w:t>
+              <w:t>Flagstaff PC-SCS1</w:t>
             </w:r>
           </w:p>
         </w:tc>
@@ -3218,13 +4121,22 @@
             <w:hideMark/>
           </w:tcPr>
           <w:p>
+            <w:r>
+              <w:rPr>
+                <w:rStyle w:val="Strong"/>
+              </w:rPr>
+              <w:t>TUC-R2 Loopback10</w:t>
+            </w:r>
+            <w:r>
+              <w:t xml:space="preserve"> for </w:t>
+            </w:r>
             <w:proofErr w:type="spellStart"/>
             <w:r>
               <w:t>Tubac</w:t>
             </w:r>
             <w:proofErr w:type="spellEnd"/>
             <w:r>
-              <w:t xml:space="preserve"> Adventure Lodge (Future Expansion Loopback)</w:t>
+              <w:t xml:space="preserve"> Adventure Lodge</w:t>
             </w:r>
           </w:p>
         </w:tc>
@@ -3249,7 +4161,7 @@
           </w:tcPr>
           <w:p>
             <w:r>
-              <w:t>Sales &amp; Customer Service</w:t>
+              <w:t>Flagstaff PC-SCS1</w:t>
             </w:r>
           </w:p>
         </w:tc>
@@ -3261,7 +4173,7 @@
           </w:tcPr>
           <w:p>
             <w:r>
-              <w:t>Executive Administration (Phoenix Headquarters)</w:t>
+              <w:t>Phoenix PC-EX1</w:t>
             </w:r>
           </w:p>
         </w:tc>
@@ -3414,9 +4326,9 @@
         <w:tblDescription w:val="Table listing the required enterprise connectivity tests. The first column identifies the source and destination networks that must successfully communicate. The second column provides space for students to paste a screenshot showing the successful ping results and the source device."/>
       </w:tblPr>
       <w:tblGrid>
-        <w:gridCol w:w="2070"/>
-        <w:gridCol w:w="2070"/>
-        <w:gridCol w:w="5220"/>
+        <w:gridCol w:w="2009"/>
+        <w:gridCol w:w="2434"/>
+        <w:gridCol w:w="4917"/>
       </w:tblGrid>
       <w:tr>
         <w:trPr>
@@ -3547,7 +4459,10 @@
           </w:tcPr>
           <w:p>
             <w:r>
-              <w:t>Phoenix Headquarters</w:t>
+              <w:t xml:space="preserve">Phoenix </w:t>
+            </w:r>
+            <w:r>
+              <w:t>PC-EX1</w:t>
             </w:r>
           </w:p>
         </w:tc>
@@ -3560,6 +4475,15 @@
           <w:p>
             <w:r>
               <w:t>ISP</w:t>
+            </w:r>
+            <w:r>
+              <w:t xml:space="preserve">- </w:t>
+            </w:r>
+            <w:r>
+              <w:rPr>
+                <w:b/>
+              </w:rPr>
+              <w:t>2001:DB8:203:113::1</w:t>
             </w:r>
           </w:p>
         </w:tc>
@@ -3584,7 +4508,7 @@
           </w:tcPr>
           <w:p>
             <w:r>
-              <w:t>Phoenix Human Resources</w:t>
+              <w:t>Phoenix PC-HR1</w:t>
             </w:r>
           </w:p>
         </w:tc>
@@ -3597,6 +4521,15 @@
           <w:p>
             <w:r>
               <w:t>ISP</w:t>
+            </w:r>
+            <w:r>
+              <w:t xml:space="preserve"> - </w:t>
+            </w:r>
+            <w:r>
+              <w:rPr>
+                <w:b/>
+              </w:rPr>
+              <w:t>2001:DB8:203:113::1</w:t>
             </w:r>
           </w:p>
         </w:tc>
@@ -3621,7 +4554,10 @@
           </w:tcPr>
           <w:p>
             <w:r>
-              <w:t>Phoenix Sales &amp; Customer Service</w:t>
+              <w:t xml:space="preserve">Phoenix </w:t>
+            </w:r>
+            <w:r>
+              <w:t>PC-SCS1</w:t>
             </w:r>
           </w:p>
         </w:tc>
@@ -3633,7 +4569,13 @@
           </w:tcPr>
           <w:p>
             <w:r>
-              <w:t>ISP</w:t>
+              <w:t xml:space="preserve">ISP - </w:t>
+            </w:r>
+            <w:r>
+              <w:rPr>
+                <w:b/>
+              </w:rPr>
+              <w:t>2001:DB8:203:113::1</w:t>
             </w:r>
           </w:p>
         </w:tc>
@@ -3664,7 +4606,11 @@
           </w:tcPr>
           <w:p>
             <w:r>
-              <w:t>Phoenix Information Tech</w:t>
+              <w:lastRenderedPageBreak/>
+              <w:t xml:space="preserve">Phoenix </w:t>
+            </w:r>
+            <w:r>
+              <w:t>PC-IT1</w:t>
             </w:r>
           </w:p>
         </w:tc>
@@ -3675,7 +4621,13 @@
           </w:tcPr>
           <w:p>
             <w:r>
-              <w:t>ISP</w:t>
+              <w:t xml:space="preserve">ISP - </w:t>
+            </w:r>
+            <w:r>
+              <w:rPr>
+                <w:b/>
+              </w:rPr>
+              <w:t>2001:DB8:203:113::1</w:t>
             </w:r>
           </w:p>
         </w:tc>
@@ -3705,8 +4657,10 @@
           </w:tcPr>
           <w:p>
             <w:r>
-              <w:lastRenderedPageBreak/>
-              <w:t xml:space="preserve">Phoenix Accounting </w:t>
+              <w:t xml:space="preserve">Phoenix </w:t>
+            </w:r>
+            <w:r>
+              <w:t>PC-AF1</w:t>
             </w:r>
           </w:p>
         </w:tc>
@@ -3717,7 +4671,13 @@
           </w:tcPr>
           <w:p>
             <w:r>
-              <w:t>ISP</w:t>
+              <w:t xml:space="preserve">ISP - </w:t>
+            </w:r>
+            <w:r>
+              <w:rPr>
+                <w:b/>
+              </w:rPr>
+              <w:t>2001:DB8:203:113::1</w:t>
             </w:r>
           </w:p>
         </w:tc>
@@ -3747,7 +4707,10 @@
           </w:tcPr>
           <w:p>
             <w:r>
-              <w:t>Tucson Distribution Center</w:t>
+              <w:t xml:space="preserve">Tucson </w:t>
+            </w:r>
+            <w:r>
+              <w:t>PC-WH1</w:t>
             </w:r>
           </w:p>
         </w:tc>
@@ -3758,7 +4721,13 @@
           </w:tcPr>
           <w:p>
             <w:r>
-              <w:t>ISP</w:t>
+              <w:t xml:space="preserve">ISP - </w:t>
+            </w:r>
+            <w:r>
+              <w:rPr>
+                <w:b/>
+              </w:rPr>
+              <w:t>2001:DB8:203:113::1</w:t>
             </w:r>
           </w:p>
         </w:tc>
@@ -3788,7 +4757,7 @@
           </w:tcPr>
           <w:p>
             <w:r>
-              <w:t>Flagstaff Sales Office</w:t>
+              <w:t>Flagstaff PC-SCS1</w:t>
             </w:r>
           </w:p>
         </w:tc>
@@ -3799,7 +4768,13 @@
           </w:tcPr>
           <w:p>
             <w:r>
-              <w:t>ISP</w:t>
+              <w:t xml:space="preserve">ISP - </w:t>
+            </w:r>
+            <w:r>
+              <w:rPr>
+                <w:b/>
+              </w:rPr>
+              <w:t>2001:DB8:203:113::1</w:t>
             </w:r>
           </w:p>
         </w:tc>
@@ -3819,7 +4794,6 @@
         </w:tc>
       </w:tr>
     </w:tbl>
-    <w:p/>
     <w:p>
       <w:pPr>
         <w:pStyle w:val="Important"/>
@@ -3863,7 +4837,6 @@
       <w:r>
         <w:rPr>
           <w:b/>
-          <w:bCs w:val="0"/>
         </w:rPr>
         <w:t>2001:DB8:203:113:</w:t>
       </w:r>
@@ -3871,7 +4844,6 @@
       <w:r>
         <w:rPr>
           <w:b/>
-          <w:bCs w:val="0"/>
         </w:rPr>
         <w:t>:1</w:t>
       </w:r>
@@ -3879,9 +4851,8 @@
       <w:r>
         <w:rPr>
           <w:b/>
-          <w:bCs w:val="0"/>
-        </w:rPr>
-        <w:t xml:space="preserve">/64. </w:t>
+        </w:rPr>
+        <w:t xml:space="preserve">. </w:t>
       </w:r>
       <w:r>
         <w:t xml:space="preserve">These tests validate that the enterprise default route has been successfully propagated by the </w:t>
@@ -3899,7 +4870,7 @@
     <w:p>
       <w:r>
         <w:pict>
-          <v:rect id="_x0000_i1036" style="width:468pt;height:1.5pt" o:hralign="center" o:hrstd="t" o:hrnoshade="t" o:hr="t" fillcolor="#974706 [1609]" stroked="f"/>
+          <v:rect id="_x0000_i1037" style="width:468pt;height:1.5pt" o:hralign="center" o:hrstd="t" o:hrnoshade="t" o:hr="t" fillcolor="#974706 [1609]" stroked="f"/>
         </w:pict>
       </w:r>
     </w:p>
@@ -3974,9 +4945,6 @@
         <w:pStyle w:val="Important"/>
       </w:pPr>
       <w:r>
-        <w:rPr>
-          <w:b/>
-        </w:rPr>
         <w:t>Important</w:t>
       </w:r>
       <w:r>
@@ -4003,7 +4971,7 @@
       </w:pPr>
       <w:r>
         <w:pict>
-          <v:rect id="_x0000_i1037" style="width:468pt;height:1.5pt" o:hralign="center" o:hrstd="t" o:hrnoshade="t" o:hr="t" fillcolor="#974706 [1609]" stroked="f"/>
+          <v:rect id="_x0000_i1038" style="width:468pt;height:1.5pt" o:hralign="center" o:hrstd="t" o:hrnoshade="t" o:hr="t" fillcolor="#974706 [1609]" stroked="f"/>
         </w:pict>
       </w:r>
     </w:p>
@@ -4023,6 +4991,7 @@
           <w:sz w:val="28"/>
           <w:szCs w:val="28"/>
         </w:rPr>
+        <w:lastRenderedPageBreak/>
         <w:t>Verify OSPF Process Configuration</w:t>
       </w:r>
     </w:p>
@@ -4044,7 +5013,6 @@
           <w:sz w:val="32"/>
           <w:szCs w:val="32"/>
         </w:rPr>
-        <w:lastRenderedPageBreak/>
         <w:t>show</w:t>
       </w:r>
       <w:proofErr w:type="gramEnd"/>
@@ -4338,7 +5306,7 @@
     <w:p>
       <w:r>
         <w:pict>
-          <v:rect id="_x0000_i1038" style="width:468pt;height:1.5pt" o:hralign="center" o:hrstd="t" o:hrnoshade="t" o:hr="t" fillcolor="#974706 [1609]" stroked="f"/>
+          <v:rect id="_x0000_i1039" style="width:468pt;height:1.5pt" o:hralign="center" o:hrstd="t" o:hrnoshade="t" o:hr="t" fillcolor="#974706 [1609]" stroked="f"/>
         </w:pict>
       </w:r>
     </w:p>
@@ -4453,65 +5421,42 @@
     </w:p>
     <w:p>
       <w:pPr>
-        <w:ind w:left="720"/>
-      </w:pPr>
-      <w:proofErr w:type="gramStart"/>
-      <w:r>
-        <w:rPr>
-          <w:rFonts w:hAnsi="Symbol"/>
-        </w:rPr>
-        <w:t></w:t>
-      </w:r>
-      <w:r>
-        <w:t xml:space="preserve">  Neighbor</w:t>
-      </w:r>
-      <w:proofErr w:type="gramEnd"/>
-      <w:r>
-        <w:t xml:space="preserve"> Router IDs </w:t>
-      </w:r>
-    </w:p>
-    <w:p>
-      <w:pPr>
-        <w:ind w:left="720"/>
-      </w:pPr>
-      <w:proofErr w:type="gramStart"/>
-      <w:r>
-        <w:rPr>
-          <w:rFonts w:hAnsi="Symbol"/>
-        </w:rPr>
-        <w:t></w:t>
-      </w:r>
-      <w:r>
-        <w:t xml:space="preserve">  Neighbor</w:t>
-      </w:r>
-      <w:proofErr w:type="gramEnd"/>
-      <w:r>
-        <w:t xml:space="preserve"> State </w:t>
-      </w:r>
-    </w:p>
-    <w:p>
-      <w:pPr>
-        <w:ind w:left="720"/>
-      </w:pPr>
-      <w:proofErr w:type="gramStart"/>
-      <w:r>
-        <w:rPr>
-          <w:rFonts w:hAnsi="Symbol"/>
-        </w:rPr>
-        <w:t></w:t>
-      </w:r>
-      <w:r>
-        <w:t xml:space="preserve">  Neighbor</w:t>
-      </w:r>
-      <w:proofErr w:type="gramEnd"/>
-      <w:r>
-        <w:t xml:space="preserve"> Interface</w:t>
-      </w:r>
-    </w:p>
-    <w:p>
-      <w:pPr>
-        <w:ind w:left="720"/>
-      </w:pPr>
+        <w:pStyle w:val="ListParagraph"/>
+        <w:numPr>
+          <w:ilvl w:val="0"/>
+          <w:numId w:val="14"/>
+        </w:numPr>
+        <w:spacing w:line="276" w:lineRule="auto"/>
+      </w:pPr>
+      <w:r>
+        <w:t xml:space="preserve">Neighbor Router IDs </w:t>
+      </w:r>
+    </w:p>
+    <w:p>
+      <w:pPr>
+        <w:pStyle w:val="ListParagraph"/>
+        <w:numPr>
+          <w:ilvl w:val="0"/>
+          <w:numId w:val="14"/>
+        </w:numPr>
+        <w:spacing w:line="276" w:lineRule="auto"/>
+      </w:pPr>
+      <w:r>
+        <w:t xml:space="preserve">Neighbor State </w:t>
+      </w:r>
+    </w:p>
+    <w:p>
+      <w:pPr>
+        <w:pStyle w:val="ListParagraph"/>
+        <w:numPr>
+          <w:ilvl w:val="0"/>
+          <w:numId w:val="14"/>
+        </w:numPr>
+        <w:spacing w:line="276" w:lineRule="auto"/>
+      </w:pPr>
+      <w:r>
+        <w:t>Neighbor Interface</w:t>
+      </w:r>
     </w:p>
     <w:p>
       <w:pPr>
@@ -4744,8 +5689,9 @@
         <w:spacing w:before="100" w:beforeAutospacing="1" w:after="100" w:afterAutospacing="1"/>
       </w:pPr>
       <w:r>
+        <w:lastRenderedPageBreak/>
         <w:pict>
-          <v:rect id="_x0000_i1039" style="width:468pt;height:1.5pt" o:hralign="center" o:hrstd="t" o:hrnoshade="t" o:hr="t" fillcolor="#974706 [1609]" stroked="f"/>
+          <v:rect id="_x0000_i1040" style="width:468pt;height:1.5pt" o:hralign="center" o:hrstd="t" o:hrnoshade="t" o:hr="t" fillcolor="#974706 [1609]" stroked="f"/>
         </w:pict>
       </w:r>
     </w:p>
@@ -4765,7 +5711,6 @@
           <w:sz w:val="28"/>
           <w:szCs w:val="28"/>
         </w:rPr>
-        <w:lastRenderedPageBreak/>
         <w:t xml:space="preserve">Verify </w:t>
       </w:r>
       <w:r>
@@ -5086,7 +6031,7 @@
     <w:p>
       <w:r>
         <w:pict>
-          <v:rect id="_x0000_i1040" style="width:468pt;height:1.5pt" o:hralign="center" o:hrstd="t" o:hrnoshade="t" o:hr="t" fillcolor="#974706 [1609]" stroked="f"/>
+          <v:rect id="_x0000_i1041" style="width:468pt;height:1.5pt" o:hralign="center" o:hrstd="t" o:hrnoshade="t" o:hr="t" fillcolor="#974706 [1609]" stroked="f"/>
         </w:pict>
       </w:r>
     </w:p>
@@ -5268,37 +6213,89 @@
           <w:bCs/>
           <w:highlight w:val="yellow"/>
         </w:rPr>
+        <w:lastRenderedPageBreak/>
         <w:t>Highlight the following:</w:t>
       </w:r>
     </w:p>
     <w:p>
       <w:pPr>
+        <w:pStyle w:val="ListParagraph"/>
         <w:numPr>
           <w:ilvl w:val="0"/>
-          <w:numId w:val="15"/>
+          <w:numId w:val="28"/>
         </w:numPr>
-        <w:spacing w:before="100" w:beforeAutospacing="1" w:after="100" w:afterAutospacing="1"/>
-      </w:pPr>
-      <w:r>
-        <w:lastRenderedPageBreak/>
-        <w:t xml:space="preserve">Enterprise Default Static Route </w:t>
-      </w:r>
-    </w:p>
-    <w:p>
-      <w:pPr>
+        <w:spacing w:line="276" w:lineRule="auto"/>
+      </w:pPr>
+      <w:r>
+        <w:t xml:space="preserve">OSPFv3 process configuration </w:t>
+      </w:r>
+    </w:p>
+    <w:p>
+      <w:pPr>
+        <w:pStyle w:val="ListParagraph"/>
         <w:numPr>
           <w:ilvl w:val="0"/>
-          <w:numId w:val="15"/>
+          <w:numId w:val="28"/>
         </w:numPr>
-        <w:spacing w:before="100" w:beforeAutospacing="1" w:after="100" w:afterAutospacing="1"/>
-      </w:pPr>
-      <w:r>
-        <w:rPr>
-          <w:rFonts w:ascii="Courier New" w:hAnsi="Courier New" w:cs="Courier New"/>
-          <w:sz w:val="20"/>
-          <w:szCs w:val="20"/>
+        <w:spacing w:line="276" w:lineRule="auto"/>
+      </w:pPr>
+      <w:r>
+        <w:t xml:space="preserve">OSPFv3 </w:t>
+      </w:r>
+      <w:r>
+        <w:rPr>
+          <w:rStyle w:val="HTMLCode"/>
+          <w:sz w:val="24"/>
+          <w:szCs w:val="24"/>
+        </w:rPr>
+        <w:t>passive-interface</w:t>
+      </w:r>
+      <w:r>
+        <w:t xml:space="preserve"> configuration </w:t>
+      </w:r>
+    </w:p>
+    <w:p>
+      <w:pPr>
+        <w:pStyle w:val="ListParagraph"/>
+        <w:numPr>
+          <w:ilvl w:val="0"/>
+          <w:numId w:val="28"/>
+        </w:numPr>
+        <w:spacing w:line="276" w:lineRule="auto"/>
+        <w:rPr>
+          <w:rStyle w:val="HTMLCode"/>
+          <w:sz w:val="24"/>
+          <w:szCs w:val="24"/>
+        </w:rPr>
+      </w:pPr>
+      <w:r>
+        <w:rPr>
+          <w:rStyle w:val="HTMLCode"/>
+          <w:sz w:val="24"/>
+          <w:szCs w:val="24"/>
         </w:rPr>
         <w:t>default-information originate</w:t>
+      </w:r>
+    </w:p>
+    <w:p>
+      <w:pPr>
+        <w:pStyle w:val="ListParagraph"/>
+        <w:numPr>
+          <w:ilvl w:val="0"/>
+          <w:numId w:val="28"/>
+        </w:numPr>
+        <w:spacing w:after="240" w:line="276" w:lineRule="auto"/>
+      </w:pPr>
+      <w:r>
+        <w:t>Enterprise IPv6 default static route on HQ-R1</w:t>
+      </w:r>
+    </w:p>
+    <w:p>
+      <w:pPr>
+        <w:spacing w:after="240" w:line="276" w:lineRule="auto"/>
+      </w:pPr>
+      <w:r>
+        <w:t>Verify that LAN, inter-VLAN, management, and future expansion interfaces are configured as passive where required, while router-to-router WAN interfaces remain non-passive.</w:t>
       </w:r>
     </w:p>
     <w:tbl>
@@ -5492,7 +6489,7 @@
     <w:p>
       <w:r>
         <w:pict>
-          <v:rect id="_x0000_i1041" style="width:468pt;height:1.5pt" o:hralign="center" o:hrstd="t" o:hrnoshade="t" o:hr="t" fillcolor="#974706 [1609]" stroked="f"/>
+          <v:rect id="_x0000_i1042" style="width:468pt;height:1.5pt" o:hralign="center" o:hrstd="t" o:hrnoshade="t" o:hr="t" fillcolor="#974706 [1609]" stroked="f"/>
         </w:pict>
       </w:r>
     </w:p>
@@ -5514,19 +6511,35 @@
       <w:pPr>
         <w:pStyle w:val="NormalWeb"/>
       </w:pPr>
-      <w:proofErr w:type="gramStart"/>
+      <w:sdt>
+        <w:sdtPr>
+          <w:rPr>
+            <w:rFonts w:ascii="Segoe UI Symbol" w:hAnsi="Segoe UI Symbol" w:cs="Segoe UI Symbol"/>
+          </w:rPr>
+          <w:id w:val="-205179812"/>
+          <w14:checkbox>
+            <w14:checked w14:val="0"/>
+            <w14:checkedState w14:val="2612" w14:font="MS Gothic"/>
+            <w14:uncheckedState w14:val="2610" w14:font="MS Gothic"/>
+          </w14:checkbox>
+        </w:sdtPr>
+        <w:sdtContent>
+          <w:r>
+            <w:rPr>
+              <w:rFonts w:ascii="MS Gothic" w:eastAsia="MS Gothic" w:hAnsi="MS Gothic" w:cs="Segoe UI Symbol" w:hint="eastAsia"/>
+            </w:rPr>
+            <w:t>☐</w:t>
+          </w:r>
+        </w:sdtContent>
+      </w:sdt>
       <w:r>
         <w:rPr>
           <w:rFonts w:ascii="Segoe UI Symbol" w:hAnsi="Segoe UI Symbol" w:cs="Segoe UI Symbol"/>
         </w:rPr>
-        <w:t xml:space="preserve">☐ </w:t>
-      </w:r>
-      <w:r>
-        <w:t xml:space="preserve"> Confirm</w:t>
-      </w:r>
-      <w:proofErr w:type="gramEnd"/>
-      <w:r>
-        <w:t xml:space="preserve"> that the Enterprise Change Request has been completed successfully.</w:t>
+        <w:t xml:space="preserve"> </w:t>
+      </w:r>
+      <w:r>
+        <w:t>Confirm that the Enterprise Change Request has been completed successfully.</w:t>
       </w:r>
     </w:p>
     <w:p>
@@ -5543,7 +6556,7 @@
           <w:ilvl w:val="0"/>
           <w:numId w:val="8"/>
         </w:numPr>
-        <w:spacing w:before="100" w:beforeAutospacing="1" w:after="100" w:afterAutospacing="1"/>
+        <w:spacing w:before="100" w:beforeAutospacing="1" w:after="100" w:afterAutospacing="1" w:line="276" w:lineRule="auto"/>
       </w:pPr>
       <w:r>
         <w:t xml:space="preserve">All required configurations have been completed. </w:t>
@@ -5555,7 +6568,7 @@
           <w:ilvl w:val="0"/>
           <w:numId w:val="8"/>
         </w:numPr>
-        <w:spacing w:before="100" w:beforeAutospacing="1" w:after="100" w:afterAutospacing="1"/>
+        <w:spacing w:before="100" w:beforeAutospacing="1" w:after="100" w:afterAutospacing="1" w:line="276" w:lineRule="auto"/>
       </w:pPr>
       <w:r>
         <w:t xml:space="preserve">All verification tests have passed. </w:t>
@@ -5567,7 +6580,7 @@
           <w:ilvl w:val="0"/>
           <w:numId w:val="8"/>
         </w:numPr>
-        <w:spacing w:before="100" w:beforeAutospacing="1" w:after="100" w:afterAutospacing="1"/>
+        <w:spacing w:before="100" w:beforeAutospacing="1" w:after="100" w:afterAutospacing="1" w:line="276" w:lineRule="auto"/>
       </w:pPr>
       <w:r>
         <w:t xml:space="preserve">All device configurations have been saved. </w:t>
@@ -5579,19 +6592,31 @@
           <w:ilvl w:val="0"/>
           <w:numId w:val="8"/>
         </w:numPr>
-        <w:spacing w:before="100" w:beforeAutospacing="1" w:after="100" w:afterAutospacing="1"/>
+        <w:spacing w:before="100" w:beforeAutospacing="1" w:after="100" w:afterAutospacing="1" w:line="276" w:lineRule="auto"/>
       </w:pPr>
       <w:r>
         <w:t xml:space="preserve">The enterprise network is operating according to the Enterprise Network Standards Guide. </w:t>
       </w:r>
     </w:p>
     <w:p>
+      <w:pPr>
+        <w:numPr>
+          <w:ilvl w:val="0"/>
+          <w:numId w:val="8"/>
+        </w:numPr>
+        <w:spacing w:before="100" w:beforeAutospacing="1" w:after="100" w:afterAutospacing="1" w:line="276" w:lineRule="auto"/>
+      </w:pPr>
+      <w:r>
+        <w:t>Update the Enterprise IP Addressing Plan with the newly assigned HQ-R1 ISP-facing IPv6 interface address.</w:t>
+      </w:r>
+    </w:p>
+    <w:p>
       <w:r>
         <w:rPr>
           <w:color w:val="4F6228" w:themeColor="accent3" w:themeShade="80"/>
         </w:rPr>
         <w:pict>
-          <v:rect id="_x0000_i1042" style="width:468pt;height:2pt" o:hralign="center" o:hrstd="t" o:hrnoshade="t" o:hr="t" fillcolor="#4e6128 [1606]" stroked="f"/>
+          <v:rect id="_x0000_i1043" style="width:468pt;height:2pt" o:hralign="center" o:hrstd="t" o:hrnoshade="t" o:hr="t" fillcolor="#4e6128 [1606]" stroked="f"/>
         </w:pict>
       </w:r>
     </w:p>
@@ -5727,12 +6752,49 @@
       </w:r>
     </w:p>
     <w:p>
+      <w:pPr>
+        <w:spacing w:line="276" w:lineRule="auto"/>
+      </w:pPr>
+      <w:sdt>
+        <w:sdtPr>
+          <w:id w:val="1766885288"/>
+          <w14:checkbox>
+            <w14:checked w14:val="0"/>
+            <w14:checkedState w14:val="2612" w14:font="MS Gothic"/>
+            <w14:uncheckedState w14:val="2610" w14:font="MS Gothic"/>
+          </w14:checkbox>
+        </w:sdtPr>
+        <w:sdtContent>
+          <w:r>
+            <w:rPr>
+              <w:rFonts w:ascii="MS Gothic" w:eastAsia="MS Gothic" w:hAnsi="MS Gothic" w:hint="eastAsia"/>
+            </w:rPr>
+            <w:t>☐</w:t>
+          </w:r>
+        </w:sdtContent>
+      </w:sdt>
+      <w:r>
+        <w:t xml:space="preserve">  </w:t>
+      </w:r>
+      <w:r>
+        <w:t>Completed required updates to the Enterprise IP Addressing Plan</w:t>
+      </w:r>
+      <w:r>
+        <w:t xml:space="preserve"> </w:t>
+      </w:r>
+    </w:p>
+    <w:p>
+      <w:pPr>
+        <w:spacing w:line="276" w:lineRule="auto"/>
+      </w:pPr>
+    </w:p>
+    <w:p>
       <w:r>
         <w:rPr>
           <w:color w:val="4F6228" w:themeColor="accent3" w:themeShade="80"/>
         </w:rPr>
         <w:pict>
-          <v:rect id="_x0000_i1043" style="width:468pt;height:2pt" o:hralign="center" o:hrstd="t" o:hrnoshade="t" o:hr="t" fillcolor="#4e6128 [1606]" stroked="f"/>
+          <v:rect id="_x0000_i1044" style="width:468pt;height:2pt" o:hralign="center" o:hrstd="t" o:hrnoshade="t" o:hr="t" fillcolor="#4e6128 [1606]" stroked="f"/>
         </w:pict>
       </w:r>
     </w:p>
@@ -5823,7 +6885,7 @@
         <w:color w:val="4F6228" w:themeColor="accent3" w:themeShade="80"/>
       </w:rPr>
       <w:pict>
-        <v:rect id="_x0000_i1044" style="width:468pt;height:2pt" o:hralign="center" o:hrstd="t" o:hrnoshade="t" o:hr="t" fillcolor="#c2d69b [1942]" stroked="f"/>
+        <v:rect id="_x0000_i1045" style="width:468pt;height:2pt" o:hralign="center" o:hrstd="t" o:hrnoshade="t" o:hr="t" fillcolor="#c2d69b [1942]" stroked="f"/>
       </w:pict>
     </w:r>
   </w:p>
@@ -6037,6 +7099,455 @@
     </w:lvl>
   </w:abstractNum>
   <w:abstractNum w:abstractNumId="6" w15:restartNumberingAfterBreak="0">
+    <w:nsid w:val="09536677"/>
+    <w:multiLevelType w:val="hybridMultilevel"/>
+    <w:tmpl w:val="574A217C"/>
+    <w:lvl w:ilvl="0" w:tplc="932C73E8">
+      <w:numFmt w:val="bullet"/>
+      <w:lvlText w:val=""/>
+      <w:lvlJc w:val="left"/>
+      <w:pPr>
+        <w:ind w:left="1800" w:hanging="360"/>
+      </w:pPr>
+      <w:rPr>
+        <w:rFonts w:ascii="Symbol" w:eastAsia="Times New Roman" w:hAnsi="Symbol" w:cs="Times New Roman" w:hint="default"/>
+      </w:rPr>
+    </w:lvl>
+    <w:lvl w:ilvl="1" w:tplc="04090003" w:tentative="1">
+      <w:start w:val="1"/>
+      <w:numFmt w:val="bullet"/>
+      <w:lvlText w:val="o"/>
+      <w:lvlJc w:val="left"/>
+      <w:pPr>
+        <w:ind w:left="2160" w:hanging="360"/>
+      </w:pPr>
+      <w:rPr>
+        <w:rFonts w:ascii="Courier New" w:hAnsi="Courier New" w:cs="Courier New" w:hint="default"/>
+      </w:rPr>
+    </w:lvl>
+    <w:lvl w:ilvl="2" w:tplc="04090005" w:tentative="1">
+      <w:start w:val="1"/>
+      <w:numFmt w:val="bullet"/>
+      <w:lvlText w:val=""/>
+      <w:lvlJc w:val="left"/>
+      <w:pPr>
+        <w:ind w:left="2880" w:hanging="360"/>
+      </w:pPr>
+      <w:rPr>
+        <w:rFonts w:ascii="Wingdings" w:hAnsi="Wingdings" w:hint="default"/>
+      </w:rPr>
+    </w:lvl>
+    <w:lvl w:ilvl="3" w:tplc="04090001" w:tentative="1">
+      <w:start w:val="1"/>
+      <w:numFmt w:val="bullet"/>
+      <w:lvlText w:val=""/>
+      <w:lvlJc w:val="left"/>
+      <w:pPr>
+        <w:ind w:left="3600" w:hanging="360"/>
+      </w:pPr>
+      <w:rPr>
+        <w:rFonts w:ascii="Symbol" w:hAnsi="Symbol" w:hint="default"/>
+      </w:rPr>
+    </w:lvl>
+    <w:lvl w:ilvl="4" w:tplc="04090003" w:tentative="1">
+      <w:start w:val="1"/>
+      <w:numFmt w:val="bullet"/>
+      <w:lvlText w:val="o"/>
+      <w:lvlJc w:val="left"/>
+      <w:pPr>
+        <w:ind w:left="4320" w:hanging="360"/>
+      </w:pPr>
+      <w:rPr>
+        <w:rFonts w:ascii="Courier New" w:hAnsi="Courier New" w:cs="Courier New" w:hint="default"/>
+      </w:rPr>
+    </w:lvl>
+    <w:lvl w:ilvl="5" w:tplc="04090005" w:tentative="1">
+      <w:start w:val="1"/>
+      <w:numFmt w:val="bullet"/>
+      <w:lvlText w:val=""/>
+      <w:lvlJc w:val="left"/>
+      <w:pPr>
+        <w:ind w:left="5040" w:hanging="360"/>
+      </w:pPr>
+      <w:rPr>
+        <w:rFonts w:ascii="Wingdings" w:hAnsi="Wingdings" w:hint="default"/>
+      </w:rPr>
+    </w:lvl>
+    <w:lvl w:ilvl="6" w:tplc="04090001" w:tentative="1">
+      <w:start w:val="1"/>
+      <w:numFmt w:val="bullet"/>
+      <w:lvlText w:val=""/>
+      <w:lvlJc w:val="left"/>
+      <w:pPr>
+        <w:ind w:left="5760" w:hanging="360"/>
+      </w:pPr>
+      <w:rPr>
+        <w:rFonts w:ascii="Symbol" w:hAnsi="Symbol" w:hint="default"/>
+      </w:rPr>
+    </w:lvl>
+    <w:lvl w:ilvl="7" w:tplc="04090003" w:tentative="1">
+      <w:start w:val="1"/>
+      <w:numFmt w:val="bullet"/>
+      <w:lvlText w:val="o"/>
+      <w:lvlJc w:val="left"/>
+      <w:pPr>
+        <w:ind w:left="6480" w:hanging="360"/>
+      </w:pPr>
+      <w:rPr>
+        <w:rFonts w:ascii="Courier New" w:hAnsi="Courier New" w:cs="Courier New" w:hint="default"/>
+      </w:rPr>
+    </w:lvl>
+    <w:lvl w:ilvl="8" w:tplc="04090005" w:tentative="1">
+      <w:start w:val="1"/>
+      <w:numFmt w:val="bullet"/>
+      <w:lvlText w:val=""/>
+      <w:lvlJc w:val="left"/>
+      <w:pPr>
+        <w:ind w:left="7200" w:hanging="360"/>
+      </w:pPr>
+      <w:rPr>
+        <w:rFonts w:ascii="Wingdings" w:hAnsi="Wingdings" w:hint="default"/>
+      </w:rPr>
+    </w:lvl>
+  </w:abstractNum>
+  <w:abstractNum w:abstractNumId="7" w15:restartNumberingAfterBreak="0">
+    <w:nsid w:val="0B2B1437"/>
+    <w:multiLevelType w:val="hybridMultilevel"/>
+    <w:tmpl w:val="92D8E0D6"/>
+    <w:lvl w:ilvl="0" w:tplc="04090001">
+      <w:start w:val="1"/>
+      <w:numFmt w:val="bullet"/>
+      <w:lvlText w:val=""/>
+      <w:lvlJc w:val="left"/>
+      <w:pPr>
+        <w:ind w:left="1440" w:hanging="360"/>
+      </w:pPr>
+      <w:rPr>
+        <w:rFonts w:ascii="Symbol" w:hAnsi="Symbol" w:hint="default"/>
+      </w:rPr>
+    </w:lvl>
+    <w:lvl w:ilvl="1" w:tplc="04090003" w:tentative="1">
+      <w:start w:val="1"/>
+      <w:numFmt w:val="bullet"/>
+      <w:lvlText w:val="o"/>
+      <w:lvlJc w:val="left"/>
+      <w:pPr>
+        <w:ind w:left="2160" w:hanging="360"/>
+      </w:pPr>
+      <w:rPr>
+        <w:rFonts w:ascii="Courier New" w:hAnsi="Courier New" w:cs="Courier New" w:hint="default"/>
+      </w:rPr>
+    </w:lvl>
+    <w:lvl w:ilvl="2" w:tplc="04090005" w:tentative="1">
+      <w:start w:val="1"/>
+      <w:numFmt w:val="bullet"/>
+      <w:lvlText w:val=""/>
+      <w:lvlJc w:val="left"/>
+      <w:pPr>
+        <w:ind w:left="2880" w:hanging="360"/>
+      </w:pPr>
+      <w:rPr>
+        <w:rFonts w:ascii="Wingdings" w:hAnsi="Wingdings" w:hint="default"/>
+      </w:rPr>
+    </w:lvl>
+    <w:lvl w:ilvl="3" w:tplc="04090001" w:tentative="1">
+      <w:start w:val="1"/>
+      <w:numFmt w:val="bullet"/>
+      <w:lvlText w:val=""/>
+      <w:lvlJc w:val="left"/>
+      <w:pPr>
+        <w:ind w:left="3600" w:hanging="360"/>
+      </w:pPr>
+      <w:rPr>
+        <w:rFonts w:ascii="Symbol" w:hAnsi="Symbol" w:hint="default"/>
+      </w:rPr>
+    </w:lvl>
+    <w:lvl w:ilvl="4" w:tplc="04090003" w:tentative="1">
+      <w:start w:val="1"/>
+      <w:numFmt w:val="bullet"/>
+      <w:lvlText w:val="o"/>
+      <w:lvlJc w:val="left"/>
+      <w:pPr>
+        <w:ind w:left="4320" w:hanging="360"/>
+      </w:pPr>
+      <w:rPr>
+        <w:rFonts w:ascii="Courier New" w:hAnsi="Courier New" w:cs="Courier New" w:hint="default"/>
+      </w:rPr>
+    </w:lvl>
+    <w:lvl w:ilvl="5" w:tplc="04090005" w:tentative="1">
+      <w:start w:val="1"/>
+      <w:numFmt w:val="bullet"/>
+      <w:lvlText w:val=""/>
+      <w:lvlJc w:val="left"/>
+      <w:pPr>
+        <w:ind w:left="5040" w:hanging="360"/>
+      </w:pPr>
+      <w:rPr>
+        <w:rFonts w:ascii="Wingdings" w:hAnsi="Wingdings" w:hint="default"/>
+      </w:rPr>
+    </w:lvl>
+    <w:lvl w:ilvl="6" w:tplc="04090001" w:tentative="1">
+      <w:start w:val="1"/>
+      <w:numFmt w:val="bullet"/>
+      <w:lvlText w:val=""/>
+      <w:lvlJc w:val="left"/>
+      <w:pPr>
+        <w:ind w:left="5760" w:hanging="360"/>
+      </w:pPr>
+      <w:rPr>
+        <w:rFonts w:ascii="Symbol" w:hAnsi="Symbol" w:hint="default"/>
+      </w:rPr>
+    </w:lvl>
+    <w:lvl w:ilvl="7" w:tplc="04090003" w:tentative="1">
+      <w:start w:val="1"/>
+      <w:numFmt w:val="bullet"/>
+      <w:lvlText w:val="o"/>
+      <w:lvlJc w:val="left"/>
+      <w:pPr>
+        <w:ind w:left="6480" w:hanging="360"/>
+      </w:pPr>
+      <w:rPr>
+        <w:rFonts w:ascii="Courier New" w:hAnsi="Courier New" w:cs="Courier New" w:hint="default"/>
+      </w:rPr>
+    </w:lvl>
+    <w:lvl w:ilvl="8" w:tplc="04090005" w:tentative="1">
+      <w:start w:val="1"/>
+      <w:numFmt w:val="bullet"/>
+      <w:lvlText w:val=""/>
+      <w:lvlJc w:val="left"/>
+      <w:pPr>
+        <w:ind w:left="7200" w:hanging="360"/>
+      </w:pPr>
+      <w:rPr>
+        <w:rFonts w:ascii="Wingdings" w:hAnsi="Wingdings" w:hint="default"/>
+      </w:rPr>
+    </w:lvl>
+  </w:abstractNum>
+  <w:abstractNum w:abstractNumId="8" w15:restartNumberingAfterBreak="0">
+    <w:nsid w:val="0EDA7BAB"/>
+    <w:multiLevelType w:val="hybridMultilevel"/>
+    <w:tmpl w:val="EDF45CEE"/>
+    <w:lvl w:ilvl="0" w:tplc="932C73E8">
+      <w:numFmt w:val="bullet"/>
+      <w:lvlText w:val=""/>
+      <w:lvlJc w:val="left"/>
+      <w:pPr>
+        <w:ind w:left="1080" w:hanging="360"/>
+      </w:pPr>
+      <w:rPr>
+        <w:rFonts w:ascii="Symbol" w:eastAsia="Times New Roman" w:hAnsi="Symbol" w:cs="Times New Roman" w:hint="default"/>
+      </w:rPr>
+    </w:lvl>
+    <w:lvl w:ilvl="1" w:tplc="04090003" w:tentative="1">
+      <w:start w:val="1"/>
+      <w:numFmt w:val="bullet"/>
+      <w:lvlText w:val="o"/>
+      <w:lvlJc w:val="left"/>
+      <w:pPr>
+        <w:ind w:left="1800" w:hanging="360"/>
+      </w:pPr>
+      <w:rPr>
+        <w:rFonts w:ascii="Courier New" w:hAnsi="Courier New" w:cs="Courier New" w:hint="default"/>
+      </w:rPr>
+    </w:lvl>
+    <w:lvl w:ilvl="2" w:tplc="04090005" w:tentative="1">
+      <w:start w:val="1"/>
+      <w:numFmt w:val="bullet"/>
+      <w:lvlText w:val=""/>
+      <w:lvlJc w:val="left"/>
+      <w:pPr>
+        <w:ind w:left="2520" w:hanging="360"/>
+      </w:pPr>
+      <w:rPr>
+        <w:rFonts w:ascii="Wingdings" w:hAnsi="Wingdings" w:hint="default"/>
+      </w:rPr>
+    </w:lvl>
+    <w:lvl w:ilvl="3" w:tplc="04090001" w:tentative="1">
+      <w:start w:val="1"/>
+      <w:numFmt w:val="bullet"/>
+      <w:lvlText w:val=""/>
+      <w:lvlJc w:val="left"/>
+      <w:pPr>
+        <w:ind w:left="3240" w:hanging="360"/>
+      </w:pPr>
+      <w:rPr>
+        <w:rFonts w:ascii="Symbol" w:hAnsi="Symbol" w:hint="default"/>
+      </w:rPr>
+    </w:lvl>
+    <w:lvl w:ilvl="4" w:tplc="04090003" w:tentative="1">
+      <w:start w:val="1"/>
+      <w:numFmt w:val="bullet"/>
+      <w:lvlText w:val="o"/>
+      <w:lvlJc w:val="left"/>
+      <w:pPr>
+        <w:ind w:left="3960" w:hanging="360"/>
+      </w:pPr>
+      <w:rPr>
+        <w:rFonts w:ascii="Courier New" w:hAnsi="Courier New" w:cs="Courier New" w:hint="default"/>
+      </w:rPr>
+    </w:lvl>
+    <w:lvl w:ilvl="5" w:tplc="04090005" w:tentative="1">
+      <w:start w:val="1"/>
+      <w:numFmt w:val="bullet"/>
+      <w:lvlText w:val=""/>
+      <w:lvlJc w:val="left"/>
+      <w:pPr>
+        <w:ind w:left="4680" w:hanging="360"/>
+      </w:pPr>
+      <w:rPr>
+        <w:rFonts w:ascii="Wingdings" w:hAnsi="Wingdings" w:hint="default"/>
+      </w:rPr>
+    </w:lvl>
+    <w:lvl w:ilvl="6" w:tplc="04090001" w:tentative="1">
+      <w:start w:val="1"/>
+      <w:numFmt w:val="bullet"/>
+      <w:lvlText w:val=""/>
+      <w:lvlJc w:val="left"/>
+      <w:pPr>
+        <w:ind w:left="5400" w:hanging="360"/>
+      </w:pPr>
+      <w:rPr>
+        <w:rFonts w:ascii="Symbol" w:hAnsi="Symbol" w:hint="default"/>
+      </w:rPr>
+    </w:lvl>
+    <w:lvl w:ilvl="7" w:tplc="04090003" w:tentative="1">
+      <w:start w:val="1"/>
+      <w:numFmt w:val="bullet"/>
+      <w:lvlText w:val="o"/>
+      <w:lvlJc w:val="left"/>
+      <w:pPr>
+        <w:ind w:left="6120" w:hanging="360"/>
+      </w:pPr>
+      <w:rPr>
+        <w:rFonts w:ascii="Courier New" w:hAnsi="Courier New" w:cs="Courier New" w:hint="default"/>
+      </w:rPr>
+    </w:lvl>
+    <w:lvl w:ilvl="8" w:tplc="04090005" w:tentative="1">
+      <w:start w:val="1"/>
+      <w:numFmt w:val="bullet"/>
+      <w:lvlText w:val=""/>
+      <w:lvlJc w:val="left"/>
+      <w:pPr>
+        <w:ind w:left="6840" w:hanging="360"/>
+      </w:pPr>
+      <w:rPr>
+        <w:rFonts w:ascii="Wingdings" w:hAnsi="Wingdings" w:hint="default"/>
+      </w:rPr>
+    </w:lvl>
+  </w:abstractNum>
+  <w:abstractNum w:abstractNumId="9" w15:restartNumberingAfterBreak="0">
+    <w:nsid w:val="11772320"/>
+    <w:multiLevelType w:val="hybridMultilevel"/>
+    <w:tmpl w:val="72827DC2"/>
+    <w:lvl w:ilvl="0" w:tplc="932C73E8">
+      <w:numFmt w:val="bullet"/>
+      <w:lvlText w:val=""/>
+      <w:lvlJc w:val="left"/>
+      <w:pPr>
+        <w:ind w:left="1080" w:hanging="360"/>
+      </w:pPr>
+      <w:rPr>
+        <w:rFonts w:ascii="Symbol" w:eastAsia="Times New Roman" w:hAnsi="Symbol" w:cs="Times New Roman" w:hint="default"/>
+      </w:rPr>
+    </w:lvl>
+    <w:lvl w:ilvl="1" w:tplc="04090003" w:tentative="1">
+      <w:start w:val="1"/>
+      <w:numFmt w:val="bullet"/>
+      <w:lvlText w:val="o"/>
+      <w:lvlJc w:val="left"/>
+      <w:pPr>
+        <w:ind w:left="1440" w:hanging="360"/>
+      </w:pPr>
+      <w:rPr>
+        <w:rFonts w:ascii="Courier New" w:hAnsi="Courier New" w:cs="Courier New" w:hint="default"/>
+      </w:rPr>
+    </w:lvl>
+    <w:lvl w:ilvl="2" w:tplc="04090005" w:tentative="1">
+      <w:start w:val="1"/>
+      <w:numFmt w:val="bullet"/>
+      <w:lvlText w:val=""/>
+      <w:lvlJc w:val="left"/>
+      <w:pPr>
+        <w:ind w:left="2160" w:hanging="360"/>
+      </w:pPr>
+      <w:rPr>
+        <w:rFonts w:ascii="Wingdings" w:hAnsi="Wingdings" w:hint="default"/>
+      </w:rPr>
+    </w:lvl>
+    <w:lvl w:ilvl="3" w:tplc="04090001" w:tentative="1">
+      <w:start w:val="1"/>
+      <w:numFmt w:val="bullet"/>
+      <w:lvlText w:val=""/>
+      <w:lvlJc w:val="left"/>
+      <w:pPr>
+        <w:ind w:left="2880" w:hanging="360"/>
+      </w:pPr>
+      <w:rPr>
+        <w:rFonts w:ascii="Symbol" w:hAnsi="Symbol" w:hint="default"/>
+      </w:rPr>
+    </w:lvl>
+    <w:lvl w:ilvl="4" w:tplc="04090003" w:tentative="1">
+      <w:start w:val="1"/>
+      <w:numFmt w:val="bullet"/>
+      <w:lvlText w:val="o"/>
+      <w:lvlJc w:val="left"/>
+      <w:pPr>
+        <w:ind w:left="3600" w:hanging="360"/>
+      </w:pPr>
+      <w:rPr>
+        <w:rFonts w:ascii="Courier New" w:hAnsi="Courier New" w:cs="Courier New" w:hint="default"/>
+      </w:rPr>
+    </w:lvl>
+    <w:lvl w:ilvl="5" w:tplc="04090005" w:tentative="1">
+      <w:start w:val="1"/>
+      <w:numFmt w:val="bullet"/>
+      <w:lvlText w:val=""/>
+      <w:lvlJc w:val="left"/>
+      <w:pPr>
+        <w:ind w:left="4320" w:hanging="360"/>
+      </w:pPr>
+      <w:rPr>
+        <w:rFonts w:ascii="Wingdings" w:hAnsi="Wingdings" w:hint="default"/>
+      </w:rPr>
+    </w:lvl>
+    <w:lvl w:ilvl="6" w:tplc="04090001" w:tentative="1">
+      <w:start w:val="1"/>
+      <w:numFmt w:val="bullet"/>
+      <w:lvlText w:val=""/>
+      <w:lvlJc w:val="left"/>
+      <w:pPr>
+        <w:ind w:left="5040" w:hanging="360"/>
+      </w:pPr>
+      <w:rPr>
+        <w:rFonts w:ascii="Symbol" w:hAnsi="Symbol" w:hint="default"/>
+      </w:rPr>
+    </w:lvl>
+    <w:lvl w:ilvl="7" w:tplc="04090003" w:tentative="1">
+      <w:start w:val="1"/>
+      <w:numFmt w:val="bullet"/>
+      <w:lvlText w:val="o"/>
+      <w:lvlJc w:val="left"/>
+      <w:pPr>
+        <w:ind w:left="5760" w:hanging="360"/>
+      </w:pPr>
+      <w:rPr>
+        <w:rFonts w:ascii="Courier New" w:hAnsi="Courier New" w:cs="Courier New" w:hint="default"/>
+      </w:rPr>
+    </w:lvl>
+    <w:lvl w:ilvl="8" w:tplc="04090005" w:tentative="1">
+      <w:start w:val="1"/>
+      <w:numFmt w:val="bullet"/>
+      <w:lvlText w:val=""/>
+      <w:lvlJc w:val="left"/>
+      <w:pPr>
+        <w:ind w:left="6480" w:hanging="360"/>
+      </w:pPr>
+      <w:rPr>
+        <w:rFonts w:ascii="Wingdings" w:hAnsi="Wingdings" w:hint="default"/>
+      </w:rPr>
+    </w:lvl>
+  </w:abstractNum>
+  <w:abstractNum w:abstractNumId="10" w15:restartNumberingAfterBreak="0">
     <w:nsid w:val="2A8329A1"/>
     <w:multiLevelType w:val="multilevel"/>
     <w:tmpl w:val="828229A8"/>
@@ -6185,7 +7696,156 @@
       </w:rPr>
     </w:lvl>
   </w:abstractNum>
-  <w:abstractNum w:abstractNumId="7" w15:restartNumberingAfterBreak="0">
+  <w:abstractNum w:abstractNumId="11" w15:restartNumberingAfterBreak="0">
+    <w:nsid w:val="2CCF3069"/>
+    <w:multiLevelType w:val="multilevel"/>
+    <w:tmpl w:val="CA9E9D6C"/>
+    <w:lvl w:ilvl="0">
+      <w:start w:val="1"/>
+      <w:numFmt w:val="bullet"/>
+      <w:lvlText w:val=""/>
+      <w:lvlJc w:val="left"/>
+      <w:pPr>
+        <w:tabs>
+          <w:tab w:val="num" w:pos="720"/>
+        </w:tabs>
+        <w:ind w:left="720" w:hanging="360"/>
+      </w:pPr>
+      <w:rPr>
+        <w:rFonts w:ascii="Symbol" w:hAnsi="Symbol" w:hint="default"/>
+        <w:sz w:val="20"/>
+      </w:rPr>
+    </w:lvl>
+    <w:lvl w:ilvl="1" w:tentative="1">
+      <w:start w:val="1"/>
+      <w:numFmt w:val="bullet"/>
+      <w:lvlText w:val="o"/>
+      <w:lvlJc w:val="left"/>
+      <w:pPr>
+        <w:tabs>
+          <w:tab w:val="num" w:pos="1440"/>
+        </w:tabs>
+        <w:ind w:left="1440" w:hanging="360"/>
+      </w:pPr>
+      <w:rPr>
+        <w:rFonts w:ascii="Courier New" w:hAnsi="Courier New" w:hint="default"/>
+        <w:sz w:val="20"/>
+      </w:rPr>
+    </w:lvl>
+    <w:lvl w:ilvl="2" w:tentative="1">
+      <w:start w:val="1"/>
+      <w:numFmt w:val="bullet"/>
+      <w:lvlText w:val=""/>
+      <w:lvlJc w:val="left"/>
+      <w:pPr>
+        <w:tabs>
+          <w:tab w:val="num" w:pos="2160"/>
+        </w:tabs>
+        <w:ind w:left="2160" w:hanging="360"/>
+      </w:pPr>
+      <w:rPr>
+        <w:rFonts w:ascii="Wingdings" w:hAnsi="Wingdings" w:hint="default"/>
+        <w:sz w:val="20"/>
+      </w:rPr>
+    </w:lvl>
+    <w:lvl w:ilvl="3" w:tentative="1">
+      <w:start w:val="1"/>
+      <w:numFmt w:val="bullet"/>
+      <w:lvlText w:val=""/>
+      <w:lvlJc w:val="left"/>
+      <w:pPr>
+        <w:tabs>
+          <w:tab w:val="num" w:pos="2880"/>
+        </w:tabs>
+        <w:ind w:left="2880" w:hanging="360"/>
+      </w:pPr>
+      <w:rPr>
+        <w:rFonts w:ascii="Wingdings" w:hAnsi="Wingdings" w:hint="default"/>
+        <w:sz w:val="20"/>
+      </w:rPr>
+    </w:lvl>
+    <w:lvl w:ilvl="4" w:tentative="1">
+      <w:start w:val="1"/>
+      <w:numFmt w:val="bullet"/>
+      <w:lvlText w:val=""/>
+      <w:lvlJc w:val="left"/>
+      <w:pPr>
+        <w:tabs>
+          <w:tab w:val="num" w:pos="3600"/>
+        </w:tabs>
+        <w:ind w:left="3600" w:hanging="360"/>
+      </w:pPr>
+      <w:rPr>
+        <w:rFonts w:ascii="Wingdings" w:hAnsi="Wingdings" w:hint="default"/>
+        <w:sz w:val="20"/>
+      </w:rPr>
+    </w:lvl>
+    <w:lvl w:ilvl="5" w:tentative="1">
+      <w:start w:val="1"/>
+      <w:numFmt w:val="bullet"/>
+      <w:lvlText w:val=""/>
+      <w:lvlJc w:val="left"/>
+      <w:pPr>
+        <w:tabs>
+          <w:tab w:val="num" w:pos="4320"/>
+        </w:tabs>
+        <w:ind w:left="4320" w:hanging="360"/>
+      </w:pPr>
+      <w:rPr>
+        <w:rFonts w:ascii="Wingdings" w:hAnsi="Wingdings" w:hint="default"/>
+        <w:sz w:val="20"/>
+      </w:rPr>
+    </w:lvl>
+    <w:lvl w:ilvl="6" w:tentative="1">
+      <w:start w:val="1"/>
+      <w:numFmt w:val="bullet"/>
+      <w:lvlText w:val=""/>
+      <w:lvlJc w:val="left"/>
+      <w:pPr>
+        <w:tabs>
+          <w:tab w:val="num" w:pos="5040"/>
+        </w:tabs>
+        <w:ind w:left="5040" w:hanging="360"/>
+      </w:pPr>
+      <w:rPr>
+        <w:rFonts w:ascii="Wingdings" w:hAnsi="Wingdings" w:hint="default"/>
+        <w:sz w:val="20"/>
+      </w:rPr>
+    </w:lvl>
+    <w:lvl w:ilvl="7" w:tentative="1">
+      <w:start w:val="1"/>
+      <w:numFmt w:val="bullet"/>
+      <w:lvlText w:val=""/>
+      <w:lvlJc w:val="left"/>
+      <w:pPr>
+        <w:tabs>
+          <w:tab w:val="num" w:pos="5760"/>
+        </w:tabs>
+        <w:ind w:left="5760" w:hanging="360"/>
+      </w:pPr>
+      <w:rPr>
+        <w:rFonts w:ascii="Wingdings" w:hAnsi="Wingdings" w:hint="default"/>
+        <w:sz w:val="20"/>
+      </w:rPr>
+    </w:lvl>
+    <w:lvl w:ilvl="8" w:tentative="1">
+      <w:start w:val="1"/>
+      <w:numFmt w:val="bullet"/>
+      <w:lvlText w:val=""/>
+      <w:lvlJc w:val="left"/>
+      <w:pPr>
+        <w:tabs>
+          <w:tab w:val="num" w:pos="6480"/>
+        </w:tabs>
+        <w:ind w:left="6480" w:hanging="360"/>
+      </w:pPr>
+      <w:rPr>
+        <w:rFonts w:ascii="Wingdings" w:hAnsi="Wingdings" w:hint="default"/>
+        <w:sz w:val="20"/>
+      </w:rPr>
+    </w:lvl>
+  </w:abstractNum>
+  <w:abstractNum w:abstractNumId="12" w15:restartNumberingAfterBreak="0">
     <w:nsid w:val="33230D59"/>
     <w:multiLevelType w:val="multilevel"/>
     <w:tmpl w:val="33C09294"/>
@@ -6334,7 +7994,7 @@
       </w:rPr>
     </w:lvl>
   </w:abstractNum>
-  <w:abstractNum w:abstractNumId="8" w15:restartNumberingAfterBreak="0">
+  <w:abstractNum w:abstractNumId="13" w15:restartNumberingAfterBreak="0">
     <w:nsid w:val="3C3A3981"/>
     <w:multiLevelType w:val="multilevel"/>
     <w:tmpl w:val="33C09294"/>
@@ -6483,7 +8143,7 @@
       </w:rPr>
     </w:lvl>
   </w:abstractNum>
-  <w:abstractNum w:abstractNumId="9" w15:restartNumberingAfterBreak="0">
+  <w:abstractNum w:abstractNumId="14" w15:restartNumberingAfterBreak="0">
     <w:nsid w:val="3D6748AD"/>
     <w:multiLevelType w:val="multilevel"/>
     <w:tmpl w:val="33C09294"/>
@@ -6632,7 +8292,7 @@
       </w:rPr>
     </w:lvl>
   </w:abstractNum>
-  <w:abstractNum w:abstractNumId="10" w15:restartNumberingAfterBreak="0">
+  <w:abstractNum w:abstractNumId="15" w15:restartNumberingAfterBreak="0">
     <w:nsid w:val="40FF4036"/>
     <w:multiLevelType w:val="multilevel"/>
     <w:tmpl w:val="33C09294"/>
@@ -6781,7 +8441,7 @@
       </w:rPr>
     </w:lvl>
   </w:abstractNum>
-  <w:abstractNum w:abstractNumId="11" w15:restartNumberingAfterBreak="0">
+  <w:abstractNum w:abstractNumId="16" w15:restartNumberingAfterBreak="0">
     <w:nsid w:val="43747F74"/>
     <w:multiLevelType w:val="multilevel"/>
     <w:tmpl w:val="33C09294"/>
@@ -6930,7 +8590,7 @@
       </w:rPr>
     </w:lvl>
   </w:abstractNum>
-  <w:abstractNum w:abstractNumId="12" w15:restartNumberingAfterBreak="0">
+  <w:abstractNum w:abstractNumId="17" w15:restartNumberingAfterBreak="0">
     <w:nsid w:val="45A050D7"/>
     <w:multiLevelType w:val="multilevel"/>
     <w:tmpl w:val="297854F0"/>
@@ -7079,7 +8739,7 @@
       </w:rPr>
     </w:lvl>
   </w:abstractNum>
-  <w:abstractNum w:abstractNumId="13" w15:restartNumberingAfterBreak="0">
+  <w:abstractNum w:abstractNumId="18" w15:restartNumberingAfterBreak="0">
     <w:nsid w:val="4ED21EC9"/>
     <w:multiLevelType w:val="multilevel"/>
     <w:tmpl w:val="33C09294"/>
@@ -7228,7 +8888,7 @@
       </w:rPr>
     </w:lvl>
   </w:abstractNum>
-  <w:abstractNum w:abstractNumId="14" w15:restartNumberingAfterBreak="0">
+  <w:abstractNum w:abstractNumId="19" w15:restartNumberingAfterBreak="0">
     <w:nsid w:val="539D756E"/>
     <w:multiLevelType w:val="multilevel"/>
     <w:tmpl w:val="33C09294"/>
@@ -7377,7 +9037,7 @@
       </w:rPr>
     </w:lvl>
   </w:abstractNum>
-  <w:abstractNum w:abstractNumId="15" w15:restartNumberingAfterBreak="0">
+  <w:abstractNum w:abstractNumId="20" w15:restartNumberingAfterBreak="0">
     <w:nsid w:val="540C2107"/>
     <w:multiLevelType w:val="multilevel"/>
     <w:tmpl w:val="33C09294"/>
@@ -7526,7 +9186,120 @@
       </w:rPr>
     </w:lvl>
   </w:abstractNum>
-  <w:abstractNum w:abstractNumId="16" w15:restartNumberingAfterBreak="0">
+  <w:abstractNum w:abstractNumId="21" w15:restartNumberingAfterBreak="0">
+    <w:nsid w:val="54225658"/>
+    <w:multiLevelType w:val="hybridMultilevel"/>
+    <w:tmpl w:val="8F8C8AAC"/>
+    <w:lvl w:ilvl="0" w:tplc="04090001">
+      <w:start w:val="1"/>
+      <w:numFmt w:val="bullet"/>
+      <w:lvlText w:val=""/>
+      <w:lvlJc w:val="left"/>
+      <w:pPr>
+        <w:ind w:left="1080" w:hanging="360"/>
+      </w:pPr>
+      <w:rPr>
+        <w:rFonts w:ascii="Symbol" w:hAnsi="Symbol" w:hint="default"/>
+      </w:rPr>
+    </w:lvl>
+    <w:lvl w:ilvl="1" w:tplc="04090003" w:tentative="1">
+      <w:start w:val="1"/>
+      <w:numFmt w:val="bullet"/>
+      <w:lvlText w:val="o"/>
+      <w:lvlJc w:val="left"/>
+      <w:pPr>
+        <w:ind w:left="1800" w:hanging="360"/>
+      </w:pPr>
+      <w:rPr>
+        <w:rFonts w:ascii="Courier New" w:hAnsi="Courier New" w:cs="Courier New" w:hint="default"/>
+      </w:rPr>
+    </w:lvl>
+    <w:lvl w:ilvl="2" w:tplc="04090005" w:tentative="1">
+      <w:start w:val="1"/>
+      <w:numFmt w:val="bullet"/>
+      <w:lvlText w:val=""/>
+      <w:lvlJc w:val="left"/>
+      <w:pPr>
+        <w:ind w:left="2520" w:hanging="360"/>
+      </w:pPr>
+      <w:rPr>
+        <w:rFonts w:ascii="Wingdings" w:hAnsi="Wingdings" w:hint="default"/>
+      </w:rPr>
+    </w:lvl>
+    <w:lvl w:ilvl="3" w:tplc="04090001" w:tentative="1">
+      <w:start w:val="1"/>
+      <w:numFmt w:val="bullet"/>
+      <w:lvlText w:val=""/>
+      <w:lvlJc w:val="left"/>
+      <w:pPr>
+        <w:ind w:left="3240" w:hanging="360"/>
+      </w:pPr>
+      <w:rPr>
+        <w:rFonts w:ascii="Symbol" w:hAnsi="Symbol" w:hint="default"/>
+      </w:rPr>
+    </w:lvl>
+    <w:lvl w:ilvl="4" w:tplc="04090003" w:tentative="1">
+      <w:start w:val="1"/>
+      <w:numFmt w:val="bullet"/>
+      <w:lvlText w:val="o"/>
+      <w:lvlJc w:val="left"/>
+      <w:pPr>
+        <w:ind w:left="3960" w:hanging="360"/>
+      </w:pPr>
+      <w:rPr>
+        <w:rFonts w:ascii="Courier New" w:hAnsi="Courier New" w:cs="Courier New" w:hint="default"/>
+      </w:rPr>
+    </w:lvl>
+    <w:lvl w:ilvl="5" w:tplc="04090005" w:tentative="1">
+      <w:start w:val="1"/>
+      <w:numFmt w:val="bullet"/>
+      <w:lvlText w:val=""/>
+      <w:lvlJc w:val="left"/>
+      <w:pPr>
+        <w:ind w:left="4680" w:hanging="360"/>
+      </w:pPr>
+      <w:rPr>
+        <w:rFonts w:ascii="Wingdings" w:hAnsi="Wingdings" w:hint="default"/>
+      </w:rPr>
+    </w:lvl>
+    <w:lvl w:ilvl="6" w:tplc="04090001" w:tentative="1">
+      <w:start w:val="1"/>
+      <w:numFmt w:val="bullet"/>
+      <w:lvlText w:val=""/>
+      <w:lvlJc w:val="left"/>
+      <w:pPr>
+        <w:ind w:left="5400" w:hanging="360"/>
+      </w:pPr>
+      <w:rPr>
+        <w:rFonts w:ascii="Symbol" w:hAnsi="Symbol" w:hint="default"/>
+      </w:rPr>
+    </w:lvl>
+    <w:lvl w:ilvl="7" w:tplc="04090003" w:tentative="1">
+      <w:start w:val="1"/>
+      <w:numFmt w:val="bullet"/>
+      <w:lvlText w:val="o"/>
+      <w:lvlJc w:val="left"/>
+      <w:pPr>
+        <w:ind w:left="6120" w:hanging="360"/>
+      </w:pPr>
+      <w:rPr>
+        <w:rFonts w:ascii="Courier New" w:hAnsi="Courier New" w:cs="Courier New" w:hint="default"/>
+      </w:rPr>
+    </w:lvl>
+    <w:lvl w:ilvl="8" w:tplc="04090005" w:tentative="1">
+      <w:start w:val="1"/>
+      <w:numFmt w:val="bullet"/>
+      <w:lvlText w:val=""/>
+      <w:lvlJc w:val="left"/>
+      <w:pPr>
+        <w:ind w:left="6840" w:hanging="360"/>
+      </w:pPr>
+      <w:rPr>
+        <w:rFonts w:ascii="Wingdings" w:hAnsi="Wingdings" w:hint="default"/>
+      </w:rPr>
+    </w:lvl>
+  </w:abstractNum>
+  <w:abstractNum w:abstractNumId="22" w15:restartNumberingAfterBreak="0">
     <w:nsid w:val="56316ECA"/>
     <w:multiLevelType w:val="multilevel"/>
     <w:tmpl w:val="223A5F86"/>
@@ -7676,7 +9449,7 @@
       </w:rPr>
     </w:lvl>
   </w:abstractNum>
-  <w:abstractNum w:abstractNumId="17" w15:restartNumberingAfterBreak="0">
+  <w:abstractNum w:abstractNumId="23" w15:restartNumberingAfterBreak="0">
     <w:nsid w:val="596E0CDE"/>
     <w:multiLevelType w:val="multilevel"/>
     <w:tmpl w:val="33C09294"/>
@@ -7825,7 +9598,119 @@
       </w:rPr>
     </w:lvl>
   </w:abstractNum>
-  <w:abstractNum w:abstractNumId="18" w15:restartNumberingAfterBreak="0">
+  <w:abstractNum w:abstractNumId="24" w15:restartNumberingAfterBreak="0">
+    <w:nsid w:val="62AB08BF"/>
+    <w:multiLevelType w:val="hybridMultilevel"/>
+    <w:tmpl w:val="868AD11A"/>
+    <w:lvl w:ilvl="0" w:tplc="932C73E8">
+      <w:numFmt w:val="bullet"/>
+      <w:lvlText w:val=""/>
+      <w:lvlJc w:val="left"/>
+      <w:pPr>
+        <w:ind w:left="720" w:hanging="360"/>
+      </w:pPr>
+      <w:rPr>
+        <w:rFonts w:ascii="Symbol" w:eastAsia="Times New Roman" w:hAnsi="Symbol" w:cs="Times New Roman" w:hint="default"/>
+      </w:rPr>
+    </w:lvl>
+    <w:lvl w:ilvl="1" w:tplc="04090003" w:tentative="1">
+      <w:start w:val="1"/>
+      <w:numFmt w:val="bullet"/>
+      <w:lvlText w:val="o"/>
+      <w:lvlJc w:val="left"/>
+      <w:pPr>
+        <w:ind w:left="1080" w:hanging="360"/>
+      </w:pPr>
+      <w:rPr>
+        <w:rFonts w:ascii="Courier New" w:hAnsi="Courier New" w:cs="Courier New" w:hint="default"/>
+      </w:rPr>
+    </w:lvl>
+    <w:lvl w:ilvl="2" w:tplc="04090005" w:tentative="1">
+      <w:start w:val="1"/>
+      <w:numFmt w:val="bullet"/>
+      <w:lvlText w:val=""/>
+      <w:lvlJc w:val="left"/>
+      <w:pPr>
+        <w:ind w:left="1800" w:hanging="360"/>
+      </w:pPr>
+      <w:rPr>
+        <w:rFonts w:ascii="Wingdings" w:hAnsi="Wingdings" w:hint="default"/>
+      </w:rPr>
+    </w:lvl>
+    <w:lvl w:ilvl="3" w:tplc="04090001" w:tentative="1">
+      <w:start w:val="1"/>
+      <w:numFmt w:val="bullet"/>
+      <w:lvlText w:val=""/>
+      <w:lvlJc w:val="left"/>
+      <w:pPr>
+        <w:ind w:left="2520" w:hanging="360"/>
+      </w:pPr>
+      <w:rPr>
+        <w:rFonts w:ascii="Symbol" w:hAnsi="Symbol" w:hint="default"/>
+      </w:rPr>
+    </w:lvl>
+    <w:lvl w:ilvl="4" w:tplc="04090003" w:tentative="1">
+      <w:start w:val="1"/>
+      <w:numFmt w:val="bullet"/>
+      <w:lvlText w:val="o"/>
+      <w:lvlJc w:val="left"/>
+      <w:pPr>
+        <w:ind w:left="3240" w:hanging="360"/>
+      </w:pPr>
+      <w:rPr>
+        <w:rFonts w:ascii="Courier New" w:hAnsi="Courier New" w:cs="Courier New" w:hint="default"/>
+      </w:rPr>
+    </w:lvl>
+    <w:lvl w:ilvl="5" w:tplc="04090005" w:tentative="1">
+      <w:start w:val="1"/>
+      <w:numFmt w:val="bullet"/>
+      <w:lvlText w:val=""/>
+      <w:lvlJc w:val="left"/>
+      <w:pPr>
+        <w:ind w:left="3960" w:hanging="360"/>
+      </w:pPr>
+      <w:rPr>
+        <w:rFonts w:ascii="Wingdings" w:hAnsi="Wingdings" w:hint="default"/>
+      </w:rPr>
+    </w:lvl>
+    <w:lvl w:ilvl="6" w:tplc="04090001" w:tentative="1">
+      <w:start w:val="1"/>
+      <w:numFmt w:val="bullet"/>
+      <w:lvlText w:val=""/>
+      <w:lvlJc w:val="left"/>
+      <w:pPr>
+        <w:ind w:left="4680" w:hanging="360"/>
+      </w:pPr>
+      <w:rPr>
+        <w:rFonts w:ascii="Symbol" w:hAnsi="Symbol" w:hint="default"/>
+      </w:rPr>
+    </w:lvl>
+    <w:lvl w:ilvl="7" w:tplc="04090003" w:tentative="1">
+      <w:start w:val="1"/>
+      <w:numFmt w:val="bullet"/>
+      <w:lvlText w:val="o"/>
+      <w:lvlJc w:val="left"/>
+      <w:pPr>
+        <w:ind w:left="5400" w:hanging="360"/>
+      </w:pPr>
+      <w:rPr>
+        <w:rFonts w:ascii="Courier New" w:hAnsi="Courier New" w:cs="Courier New" w:hint="default"/>
+      </w:rPr>
+    </w:lvl>
+    <w:lvl w:ilvl="8" w:tplc="04090005" w:tentative="1">
+      <w:start w:val="1"/>
+      <w:numFmt w:val="bullet"/>
+      <w:lvlText w:val=""/>
+      <w:lvlJc w:val="left"/>
+      <w:pPr>
+        <w:ind w:left="6120" w:hanging="360"/>
+      </w:pPr>
+      <w:rPr>
+        <w:rFonts w:ascii="Wingdings" w:hAnsi="Wingdings" w:hint="default"/>
+      </w:rPr>
+    </w:lvl>
+  </w:abstractNum>
+  <w:abstractNum w:abstractNumId="25" w15:restartNumberingAfterBreak="0">
     <w:nsid w:val="71D676C6"/>
     <w:multiLevelType w:val="multilevel"/>
     <w:tmpl w:val="33C09294"/>
@@ -7971,6 +9856,231 @@
       <w:rPr>
         <w:rFonts w:ascii="Wingdings" w:hAnsi="Wingdings" w:hint="default"/>
         <w:sz w:val="20"/>
+      </w:rPr>
+    </w:lvl>
+  </w:abstractNum>
+  <w:abstractNum w:abstractNumId="26" w15:restartNumberingAfterBreak="0">
+    <w:nsid w:val="722E2AEB"/>
+    <w:multiLevelType w:val="hybridMultilevel"/>
+    <w:tmpl w:val="8AD0D4C6"/>
+    <w:lvl w:ilvl="0" w:tplc="932C73E8">
+      <w:numFmt w:val="bullet"/>
+      <w:lvlText w:val=""/>
+      <w:lvlJc w:val="left"/>
+      <w:pPr>
+        <w:ind w:left="1800" w:hanging="360"/>
+      </w:pPr>
+      <w:rPr>
+        <w:rFonts w:ascii="Symbol" w:eastAsia="Times New Roman" w:hAnsi="Symbol" w:cs="Times New Roman" w:hint="default"/>
+      </w:rPr>
+    </w:lvl>
+    <w:lvl w:ilvl="1" w:tplc="04090003" w:tentative="1">
+      <w:start w:val="1"/>
+      <w:numFmt w:val="bullet"/>
+      <w:lvlText w:val="o"/>
+      <w:lvlJc w:val="left"/>
+      <w:pPr>
+        <w:ind w:left="2160" w:hanging="360"/>
+      </w:pPr>
+      <w:rPr>
+        <w:rFonts w:ascii="Courier New" w:hAnsi="Courier New" w:cs="Courier New" w:hint="default"/>
+      </w:rPr>
+    </w:lvl>
+    <w:lvl w:ilvl="2" w:tplc="04090005" w:tentative="1">
+      <w:start w:val="1"/>
+      <w:numFmt w:val="bullet"/>
+      <w:lvlText w:val=""/>
+      <w:lvlJc w:val="left"/>
+      <w:pPr>
+        <w:ind w:left="2880" w:hanging="360"/>
+      </w:pPr>
+      <w:rPr>
+        <w:rFonts w:ascii="Wingdings" w:hAnsi="Wingdings" w:hint="default"/>
+      </w:rPr>
+    </w:lvl>
+    <w:lvl w:ilvl="3" w:tplc="04090001" w:tentative="1">
+      <w:start w:val="1"/>
+      <w:numFmt w:val="bullet"/>
+      <w:lvlText w:val=""/>
+      <w:lvlJc w:val="left"/>
+      <w:pPr>
+        <w:ind w:left="3600" w:hanging="360"/>
+      </w:pPr>
+      <w:rPr>
+        <w:rFonts w:ascii="Symbol" w:hAnsi="Symbol" w:hint="default"/>
+      </w:rPr>
+    </w:lvl>
+    <w:lvl w:ilvl="4" w:tplc="04090003" w:tentative="1">
+      <w:start w:val="1"/>
+      <w:numFmt w:val="bullet"/>
+      <w:lvlText w:val="o"/>
+      <w:lvlJc w:val="left"/>
+      <w:pPr>
+        <w:ind w:left="4320" w:hanging="360"/>
+      </w:pPr>
+      <w:rPr>
+        <w:rFonts w:ascii="Courier New" w:hAnsi="Courier New" w:cs="Courier New" w:hint="default"/>
+      </w:rPr>
+    </w:lvl>
+    <w:lvl w:ilvl="5" w:tplc="04090005" w:tentative="1">
+      <w:start w:val="1"/>
+      <w:numFmt w:val="bullet"/>
+      <w:lvlText w:val=""/>
+      <w:lvlJc w:val="left"/>
+      <w:pPr>
+        <w:ind w:left="5040" w:hanging="360"/>
+      </w:pPr>
+      <w:rPr>
+        <w:rFonts w:ascii="Wingdings" w:hAnsi="Wingdings" w:hint="default"/>
+      </w:rPr>
+    </w:lvl>
+    <w:lvl w:ilvl="6" w:tplc="04090001" w:tentative="1">
+      <w:start w:val="1"/>
+      <w:numFmt w:val="bullet"/>
+      <w:lvlText w:val=""/>
+      <w:lvlJc w:val="left"/>
+      <w:pPr>
+        <w:ind w:left="5760" w:hanging="360"/>
+      </w:pPr>
+      <w:rPr>
+        <w:rFonts w:ascii="Symbol" w:hAnsi="Symbol" w:hint="default"/>
+      </w:rPr>
+    </w:lvl>
+    <w:lvl w:ilvl="7" w:tplc="04090003" w:tentative="1">
+      <w:start w:val="1"/>
+      <w:numFmt w:val="bullet"/>
+      <w:lvlText w:val="o"/>
+      <w:lvlJc w:val="left"/>
+      <w:pPr>
+        <w:ind w:left="6480" w:hanging="360"/>
+      </w:pPr>
+      <w:rPr>
+        <w:rFonts w:ascii="Courier New" w:hAnsi="Courier New" w:cs="Courier New" w:hint="default"/>
+      </w:rPr>
+    </w:lvl>
+    <w:lvl w:ilvl="8" w:tplc="04090005" w:tentative="1">
+      <w:start w:val="1"/>
+      <w:numFmt w:val="bullet"/>
+      <w:lvlText w:val=""/>
+      <w:lvlJc w:val="left"/>
+      <w:pPr>
+        <w:ind w:left="7200" w:hanging="360"/>
+      </w:pPr>
+      <w:rPr>
+        <w:rFonts w:ascii="Wingdings" w:hAnsi="Wingdings" w:hint="default"/>
+      </w:rPr>
+    </w:lvl>
+  </w:abstractNum>
+  <w:abstractNum w:abstractNumId="27" w15:restartNumberingAfterBreak="0">
+    <w:nsid w:val="7243541D"/>
+    <w:multiLevelType w:val="hybridMultilevel"/>
+    <w:tmpl w:val="50EAA230"/>
+    <w:lvl w:ilvl="0" w:tplc="04090001">
+      <w:start w:val="1"/>
+      <w:numFmt w:val="bullet"/>
+      <w:lvlText w:val=""/>
+      <w:lvlJc w:val="left"/>
+      <w:pPr>
+        <w:ind w:left="720" w:hanging="360"/>
+      </w:pPr>
+      <w:rPr>
+        <w:rFonts w:ascii="Symbol" w:hAnsi="Symbol" w:hint="default"/>
+      </w:rPr>
+    </w:lvl>
+    <w:lvl w:ilvl="1" w:tplc="04090003" w:tentative="1">
+      <w:start w:val="1"/>
+      <w:numFmt w:val="bullet"/>
+      <w:lvlText w:val="o"/>
+      <w:lvlJc w:val="left"/>
+      <w:pPr>
+        <w:ind w:left="1440" w:hanging="360"/>
+      </w:pPr>
+      <w:rPr>
+        <w:rFonts w:ascii="Courier New" w:hAnsi="Courier New" w:cs="Courier New" w:hint="default"/>
+      </w:rPr>
+    </w:lvl>
+    <w:lvl w:ilvl="2" w:tplc="04090005" w:tentative="1">
+      <w:start w:val="1"/>
+      <w:numFmt w:val="bullet"/>
+      <w:lvlText w:val=""/>
+      <w:lvlJc w:val="left"/>
+      <w:pPr>
+        <w:ind w:left="2160" w:hanging="360"/>
+      </w:pPr>
+      <w:rPr>
+        <w:rFonts w:ascii="Wingdings" w:hAnsi="Wingdings" w:hint="default"/>
+      </w:rPr>
+    </w:lvl>
+    <w:lvl w:ilvl="3" w:tplc="04090001" w:tentative="1">
+      <w:start w:val="1"/>
+      <w:numFmt w:val="bullet"/>
+      <w:lvlText w:val=""/>
+      <w:lvlJc w:val="left"/>
+      <w:pPr>
+        <w:ind w:left="2880" w:hanging="360"/>
+      </w:pPr>
+      <w:rPr>
+        <w:rFonts w:ascii="Symbol" w:hAnsi="Symbol" w:hint="default"/>
+      </w:rPr>
+    </w:lvl>
+    <w:lvl w:ilvl="4" w:tplc="04090003" w:tentative="1">
+      <w:start w:val="1"/>
+      <w:numFmt w:val="bullet"/>
+      <w:lvlText w:val="o"/>
+      <w:lvlJc w:val="left"/>
+      <w:pPr>
+        <w:ind w:left="3600" w:hanging="360"/>
+      </w:pPr>
+      <w:rPr>
+        <w:rFonts w:ascii="Courier New" w:hAnsi="Courier New" w:cs="Courier New" w:hint="default"/>
+      </w:rPr>
+    </w:lvl>
+    <w:lvl w:ilvl="5" w:tplc="04090005" w:tentative="1">
+      <w:start w:val="1"/>
+      <w:numFmt w:val="bullet"/>
+      <w:lvlText w:val=""/>
+      <w:lvlJc w:val="left"/>
+      <w:pPr>
+        <w:ind w:left="4320" w:hanging="360"/>
+      </w:pPr>
+      <w:rPr>
+        <w:rFonts w:ascii="Wingdings" w:hAnsi="Wingdings" w:hint="default"/>
+      </w:rPr>
+    </w:lvl>
+    <w:lvl w:ilvl="6" w:tplc="04090001" w:tentative="1">
+      <w:start w:val="1"/>
+      <w:numFmt w:val="bullet"/>
+      <w:lvlText w:val=""/>
+      <w:lvlJc w:val="left"/>
+      <w:pPr>
+        <w:ind w:left="5040" w:hanging="360"/>
+      </w:pPr>
+      <w:rPr>
+        <w:rFonts w:ascii="Symbol" w:hAnsi="Symbol" w:hint="default"/>
+      </w:rPr>
+    </w:lvl>
+    <w:lvl w:ilvl="7" w:tplc="04090003" w:tentative="1">
+      <w:start w:val="1"/>
+      <w:numFmt w:val="bullet"/>
+      <w:lvlText w:val="o"/>
+      <w:lvlJc w:val="left"/>
+      <w:pPr>
+        <w:ind w:left="5760" w:hanging="360"/>
+      </w:pPr>
+      <w:rPr>
+        <w:rFonts w:ascii="Courier New" w:hAnsi="Courier New" w:cs="Courier New" w:hint="default"/>
+      </w:rPr>
+    </w:lvl>
+    <w:lvl w:ilvl="8" w:tplc="04090005" w:tentative="1">
+      <w:start w:val="1"/>
+      <w:numFmt w:val="bullet"/>
+      <w:lvlText w:val=""/>
+      <w:lvlJc w:val="left"/>
+      <w:pPr>
+        <w:ind w:left="6480" w:hanging="360"/>
+      </w:pPr>
+      <w:rPr>
+        <w:rFonts w:ascii="Wingdings" w:hAnsi="Wingdings" w:hint="default"/>
       </w:rPr>
     </w:lvl>
   </w:abstractNum>
@@ -7993,43 +10103,70 @@
     <w:abstractNumId w:val="0"/>
   </w:num>
   <w:num w:numId="7">
+    <w:abstractNumId w:val="10"/>
+  </w:num>
+  <w:num w:numId="8">
+    <w:abstractNumId w:val="17"/>
+  </w:num>
+  <w:num w:numId="9">
+    <w:abstractNumId w:val="25"/>
+  </w:num>
+  <w:num w:numId="10">
+    <w:abstractNumId w:val="14"/>
+  </w:num>
+  <w:num w:numId="11">
+    <w:abstractNumId w:val="20"/>
+  </w:num>
+  <w:num w:numId="12">
+    <w:abstractNumId w:val="22"/>
+  </w:num>
+  <w:num w:numId="13">
+    <w:abstractNumId w:val="19"/>
+  </w:num>
+  <w:num w:numId="14">
+    <w:abstractNumId w:val="12"/>
+  </w:num>
+  <w:num w:numId="15">
+    <w:abstractNumId w:val="18"/>
+  </w:num>
+  <w:num w:numId="16">
+    <w:abstractNumId w:val="15"/>
+  </w:num>
+  <w:num w:numId="17">
+    <w:abstractNumId w:val="13"/>
+  </w:num>
+  <w:num w:numId="18">
+    <w:abstractNumId w:val="16"/>
+  </w:num>
+  <w:num w:numId="19">
+    <w:abstractNumId w:val="23"/>
+  </w:num>
+  <w:num w:numId="20">
+    <w:abstractNumId w:val="7"/>
+  </w:num>
+  <w:num w:numId="21">
+    <w:abstractNumId w:val="8"/>
+  </w:num>
+  <w:num w:numId="22">
+    <w:abstractNumId w:val="26"/>
+  </w:num>
+  <w:num w:numId="23">
+    <w:abstractNumId w:val="11"/>
+  </w:num>
+  <w:num w:numId="24">
     <w:abstractNumId w:val="6"/>
   </w:num>
-  <w:num w:numId="8">
-    <w:abstractNumId w:val="12"/>
-  </w:num>
-  <w:num w:numId="9">
-    <w:abstractNumId w:val="18"/>
-  </w:num>
-  <w:num w:numId="10">
+  <w:num w:numId="25">
     <w:abstractNumId w:val="9"/>
   </w:num>
-  <w:num w:numId="11">
-    <w:abstractNumId w:val="15"/>
+  <w:num w:numId="26">
+    <w:abstractNumId w:val="27"/>
   </w:num>
-  <w:num w:numId="12">
-    <w:abstractNumId w:val="16"/>
+  <w:num w:numId="27">
+    <w:abstractNumId w:val="21"/>
   </w:num>
-  <w:num w:numId="13">
-    <w:abstractNumId w:val="14"/>
-  </w:num>
-  <w:num w:numId="14">
-    <w:abstractNumId w:val="7"/>
-  </w:num>
-  <w:num w:numId="15">
-    <w:abstractNumId w:val="13"/>
-  </w:num>
-  <w:num w:numId="16">
-    <w:abstractNumId w:val="10"/>
-  </w:num>
-  <w:num w:numId="17">
-    <w:abstractNumId w:val="8"/>
-  </w:num>
-  <w:num w:numId="18">
-    <w:abstractNumId w:val="11"/>
-  </w:num>
-  <w:num w:numId="19">
-    <w:abstractNumId w:val="17"/>
+  <w:num w:numId="28">
+    <w:abstractNumId w:val="24"/>
   </w:num>
   <w:numIdMacAtCleanup w:val="18"/>
 </w:numbering>
@@ -8419,7 +10556,7 @@
   <w:style w:type="paragraph" w:default="1" w:styleId="Normal">
     <w:name w:val="Normal"/>
     <w:qFormat/>
-    <w:rsid w:val="00407E91"/>
+    <w:rsid w:val="00C23006"/>
     <w:pPr>
       <w:spacing w:after="0" w:line="240" w:lineRule="auto"/>
     </w:pPr>
@@ -19475,10 +21612,10 @@
     <w:link w:val="ImportantChar"/>
     <w:autoRedefine/>
     <w:qFormat/>
-    <w:rsid w:val="009C44A2"/>
+    <w:rsid w:val="001D37AB"/>
     <w:pPr>
       <w:shd w:val="clear" w:color="auto" w:fill="F6F8A2"/>
-      <w:spacing w:after="240"/>
+      <w:spacing w:before="240" w:after="240"/>
     </w:pPr>
     <w:rPr>
       <w:bCs/>
@@ -19513,7 +21650,7 @@
     <w:name w:val="Important Char"/>
     <w:basedOn w:val="DefaultParagraphFont"/>
     <w:link w:val="Important"/>
-    <w:rsid w:val="009C44A2"/>
+    <w:rsid w:val="001D37AB"/>
     <w:rPr>
       <w:rFonts w:ascii="Times New Roman" w:eastAsia="Times New Roman" w:hAnsi="Times New Roman" w:cs="Times New Roman"/>
       <w:bCs/>
@@ -19622,6 +21759,31 @@
     <w:rsid w:val="008E6498"/>
     <w:rPr>
       <w:rFonts w:ascii="Times New Roman" w:eastAsia="Times New Roman" w:hAnsi="Times New Roman" w:cs="Times New Roman"/>
+      <w:sz w:val="24"/>
+      <w:szCs w:val="24"/>
+    </w:rPr>
+  </w:style>
+  <w:style w:type="paragraph" w:customStyle="1" w:styleId="LabCommands">
+    <w:name w:val="Lab Commands"/>
+    <w:basedOn w:val="Normal"/>
+    <w:link w:val="LabCommandsChar"/>
+    <w:qFormat/>
+    <w:rsid w:val="0022153B"/>
+    <w:pPr>
+      <w:spacing w:line="276" w:lineRule="auto"/>
+      <w:ind w:left="720"/>
+    </w:pPr>
+    <w:rPr>
+      <w:rFonts w:ascii="Courier New" w:hAnsi="Courier New" w:cs="Courier New"/>
+    </w:rPr>
+  </w:style>
+  <w:style w:type="character" w:customStyle="1" w:styleId="LabCommandsChar">
+    <w:name w:val="Lab Commands Char"/>
+    <w:basedOn w:val="DefaultParagraphFont"/>
+    <w:link w:val="LabCommands"/>
+    <w:rsid w:val="0022153B"/>
+    <w:rPr>
+      <w:rFonts w:ascii="Courier New" w:eastAsia="Times New Roman" w:hAnsi="Courier New" w:cs="Courier New"/>
       <w:sz w:val="24"/>
       <w:szCs w:val="24"/>
     </w:rPr>
@@ -19954,7 +22116,7 @@
 </file>
 
 <file path=customXml/itemProps1.xml><?xml version="1.0" encoding="utf-8"?>
-<ds:datastoreItem xmlns:ds="http://schemas.openxmlformats.org/officeDocument/2006/customXml" ds:itemID="{9D269563-7105-4E26-B96D-EEF096DA180C}">
+<ds:datastoreItem xmlns:ds="http://schemas.openxmlformats.org/officeDocument/2006/customXml" ds:itemID="{B7BE4D24-FB34-4D2C-B38A-434DB9F5DD13}">
   <ds:schemaRefs>
     <ds:schemaRef ds:uri="http://schemas.openxmlformats.org/officeDocument/2006/bibliography"/>
   </ds:schemaRefs>
